--- a/docs/pntp/solicitacoes-portal/Plano_Colaborativo_Melhorias_Portal_Transparencia_Prefeitura_Varginha.docx
+++ b/docs/pntp/solicitacoes-portal/Plano_Colaborativo_Melhorias_Portal_Transparencia_Prefeitura_Varginha.docx
@@ -41,7 +41,7 @@
           <w:color w:val="1F5D8F"/>
           <w:sz w:val="26"/>
         </w:rPr>
-        <w:t>Diagnóstico de falhas e plano colaborativo de regularização integral em 60 dias</w:t>
+        <w:t>Diagnóstico técnico dos portais e plano colaborativo de melhoria em 45 dias</w:t>
       </w:r>
     </w:p>
     <w:tbl>
@@ -191,7 +191,7 @@
                 <w:color w:val="1F5D8F"/>
                 <w:sz w:val="18"/>
               </w:rPr>
-              <w:t>PROPONENTE</w:t>
+              <w:t>ORIGEM</w:t>
             </w:r>
           </w:p>
         </w:tc>
@@ -215,7 +215,7 @@
                 <w:color w:val="20262C"/>
                 <w:sz w:val="18"/>
               </w:rPr>
-              <w:t>Fiscaliza Varginha — iniciativa cidadã independente</w:t>
+              <w:t>Contribuição cidadã independente e apartidária</w:t>
             </w:r>
           </w:p>
         </w:tc>
@@ -266,7 +266,7 @@
                 <w:color w:val="20262C"/>
                 <w:sz w:val="18"/>
               </w:rPr>
-              <w:t>25 de julho de 2026</w:t>
+              <w:t>29 de julho de 2026</w:t>
             </w:r>
           </w:p>
         </w:tc>
@@ -373,7 +373,7 @@
                 <w:color w:val="20262C"/>
                 <w:sz w:val="20"/>
               </w:rPr>
-              <w:t>O documento reconhece os avanços já existentes, registra falhas, deficiências e atrasos que precisam ser enfrentados e propõe cooperação técnica para concluir a regularização em 60 dias. Não presume dolo ou irregularidade e não substitui a avaliação oficial do Tribunal de Contas.</w:t>
+              <w:t>O documento reconhece os avanços já existentes, registra falhas, deficiências e atrasos que precisam ser enfrentados e propõe cooperação técnica para concluir as melhorias em 45 dias. Não presume dolo ou irregularidade e não substitui a avaliação oficial do Tribunal de Contas.</w:t>
             </w:r>
           </w:p>
         </w:tc>
@@ -383,6 +383,1208 @@
       <w:pPr>
         <w:spacing w:after="0" w:before="0"/>
       </w:pPr>
+    </w:p>
+    <w:p>
+      <w:r>
+        <w:br w:type="page"/>
+      </w:r>
+    </w:p>
+    <w:p>
+      <w:pPr>
+        <w:pStyle w:val="Heading1"/>
+      </w:pPr>
+      <w:r>
+        <w:t>Apresentação institucional</w:t>
+      </w:r>
+    </w:p>
+    <w:p>
+      <w:pPr>
+        <w:spacing w:after="160"/>
+      </w:pPr>
+      <w:r>
+        <w:rPr>
+          <w:rFonts w:ascii="Calibri" w:hAnsi="Calibri"/>
+          <w:b/>
+          <w:color w:val="17324D"/>
+          <w:sz w:val="36"/>
+        </w:rPr>
+        <w:t>Origem e autoridade da metodologia utilizada</w:t>
+      </w:r>
+    </w:p>
+    <w:p>
+      <w:pPr>
+        <w:keepLines/>
+        <w:widowControl/>
+        <w:jc w:val="both"/>
+      </w:pPr>
+      <w:r>
+        <w:rPr>
+          <w:rFonts w:ascii="Calibri" w:hAnsi="Calibri"/>
+          <w:color w:val="20262C"/>
+          <w:sz w:val="21"/>
+        </w:rPr>
+        <w:t>Os apontamentos deste plano não foram formulados a partir de preferências pessoais. A referência principal é o Programa Nacional de Transparência Pública (PNTP), iniciativa coordenada pela Associação dos Membros dos Tribunais de Contas do Brasil (Atricon), com participação dos Tribunais de Contas na avaliação e validação dos portais públicos.</w:t>
+      </w:r>
+    </w:p>
+    <w:tbl>
+      <w:tblPr>
+        <w:tblW w:type="dxa" w:w="9638"/>
+        <w:jc w:val="left"/>
+        <w:tblLayout w:type="fixed"/>
+        <w:tblLook w:firstColumn="1" w:firstRow="1" w:lastColumn="0" w:lastRow="0" w:noHBand="0" w:noVBand="1" w:val="04A0"/>
+        <w:tblInd w:w="120" w:type="dxa"/>
+      </w:tblPr>
+      <w:tblGrid>
+        <w:gridCol w:w="9638"/>
+      </w:tblGrid>
+      <w:tr>
+        <w:trPr>
+          <w:cantSplit/>
+        </w:trPr>
+        <w:tc>
+          <w:tcPr>
+            <w:tcW w:type="dxa" w:w="9638"/>
+            <w:tcMar>
+              <w:top w:w="80" w:type="dxa"/>
+              <w:start w:w="120" w:type="dxa"/>
+              <w:bottom w:w="80" w:type="dxa"/>
+              <w:end w:w="120" w:type="dxa"/>
+            </w:tcMar>
+            <w:shd w:fill="F4F7FA"/>
+            <w:tcBorders>
+              <w:left w:val="single" w:sz="18" w:color="1F5D8F"/>
+            </w:tcBorders>
+          </w:tcPr>
+          <w:p>
+            <w:pPr>
+              <w:spacing w:after="0"/>
+            </w:pPr>
+            <w:r>
+              <w:rPr>
+                <w:rFonts w:ascii="Calibri" w:hAnsi="Calibri"/>
+                <w:b/>
+                <w:color w:val="17324D"/>
+                <w:sz w:val="20"/>
+              </w:rPr>
+              <w:t xml:space="preserve">Referência nacional. </w:t>
+            </w:r>
+            <w:r>
+              <w:rPr>
+                <w:rFonts w:ascii="Calibri" w:hAnsi="Calibri"/>
+                <w:color w:val="20262C"/>
+                <w:sz w:val="20"/>
+              </w:rPr>
+              <w:t>O PNTP examina a transparência ativa dos Poderes Executivo, Legislativo e Judiciário e de outras instituições públicas. Os resultados são consolidados no Radar Nacional da Transparência Pública, com índices, níveis de transparência e evidências relacionadas aos critérios avaliados.</w:t>
+            </w:r>
+          </w:p>
+        </w:tc>
+      </w:tr>
+    </w:tbl>
+    <w:p>
+      <w:pPr>
+        <w:spacing w:after="0" w:before="0"/>
+      </w:pPr>
+    </w:p>
+    <w:tbl>
+      <w:tblPr>
+        <w:tblW w:type="dxa" w:w="9638"/>
+        <w:jc w:val="left"/>
+        <w:tblLayout w:type="fixed"/>
+        <w:tblLook w:firstColumn="1" w:firstRow="1" w:lastColumn="0" w:lastRow="0" w:noHBand="0" w:noVBand="1" w:val="04A0"/>
+        <w:tblInd w:w="120" w:type="dxa"/>
+      </w:tblPr>
+      <w:tblGrid>
+        <w:gridCol w:w="1700"/>
+        <w:gridCol w:w="3650"/>
+        <w:gridCol w:w="4288"/>
+      </w:tblGrid>
+      <w:tr>
+        <w:trPr>
+          <w:tblHeader w:val="true"/>
+          <w:cantSplit/>
+        </w:trPr>
+        <w:tc>
+          <w:tcPr>
+            <w:tcW w:type="dxa" w:w="1700"/>
+            <w:tcMar>
+              <w:top w:w="80" w:type="dxa"/>
+              <w:start w:w="120" w:type="dxa"/>
+              <w:bottom w:w="80" w:type="dxa"/>
+              <w:end w:w="120" w:type="dxa"/>
+            </w:tcMar>
+            <w:shd w:fill="17324D"/>
+            <w:vAlign w:val="center"/>
+          </w:tcPr>
+          <w:p>
+            <w:pPr>
+              <w:spacing w:after="0"/>
+            </w:pPr>
+            <w:r>
+              <w:rPr>
+                <w:rFonts w:ascii="Calibri" w:hAnsi="Calibri"/>
+                <w:b/>
+                <w:color w:val="FFFFFF"/>
+                <w:sz w:val="17"/>
+              </w:rPr>
+              <w:t>ELEMENTO</w:t>
+            </w:r>
+          </w:p>
+        </w:tc>
+        <w:tc>
+          <w:tcPr>
+            <w:tcW w:type="dxa" w:w="3650"/>
+            <w:tcMar>
+              <w:top w:w="80" w:type="dxa"/>
+              <w:start w:w="120" w:type="dxa"/>
+              <w:bottom w:w="80" w:type="dxa"/>
+              <w:end w:w="120" w:type="dxa"/>
+            </w:tcMar>
+            <w:shd w:fill="17324D"/>
+            <w:vAlign w:val="center"/>
+          </w:tcPr>
+          <w:p>
+            <w:pPr>
+              <w:spacing w:after="0"/>
+            </w:pPr>
+            <w:r>
+              <w:rPr>
+                <w:rFonts w:ascii="Calibri" w:hAnsi="Calibri"/>
+                <w:b/>
+                <w:color w:val="FFFFFF"/>
+                <w:sz w:val="17"/>
+              </w:rPr>
+              <w:t>ORIGEM INSTITUCIONAL</w:t>
+            </w:r>
+          </w:p>
+        </w:tc>
+        <w:tc>
+          <w:tcPr>
+            <w:tcW w:type="dxa" w:w="4288"/>
+            <w:tcMar>
+              <w:top w:w="80" w:type="dxa"/>
+              <w:start w:w="120" w:type="dxa"/>
+              <w:bottom w:w="80" w:type="dxa"/>
+              <w:end w:w="120" w:type="dxa"/>
+            </w:tcMar>
+            <w:shd w:fill="17324D"/>
+            <w:vAlign w:val="center"/>
+          </w:tcPr>
+          <w:p>
+            <w:pPr>
+              <w:spacing w:after="0"/>
+            </w:pPr>
+            <w:r>
+              <w:rPr>
+                <w:rFonts w:ascii="Calibri" w:hAnsi="Calibri"/>
+                <w:b/>
+                <w:color w:val="FFFFFF"/>
+                <w:sz w:val="17"/>
+              </w:rPr>
+              <w:t>FUNÇÃO</w:t>
+            </w:r>
+          </w:p>
+        </w:tc>
+      </w:tr>
+      <w:tr>
+        <w:trPr>
+          <w:cantSplit/>
+        </w:trPr>
+        <w:tc>
+          <w:tcPr>
+            <w:tcW w:type="dxa" w:w="1700"/>
+            <w:vAlign w:val="top"/>
+            <w:tcBorders>
+              <w:bottom w:val="single" w:sz="3" w:color="D8DEE3"/>
+            </w:tcBorders>
+          </w:tcPr>
+          <w:p>
+            <w:pPr>
+              <w:spacing w:after="0" w:line="240" w:lineRule="auto"/>
+            </w:pPr>
+            <w:r>
+              <w:rPr>
+                <w:rFonts w:ascii="Calibri" w:hAnsi="Calibri"/>
+                <w:b/>
+                <w:color w:val="1F5D8F"/>
+                <w:sz w:val="17"/>
+              </w:rPr>
+              <w:t>Coordenação</w:t>
+            </w:r>
+          </w:p>
+        </w:tc>
+        <w:tc>
+          <w:tcPr>
+            <w:tcW w:type="dxa" w:w="3650"/>
+            <w:vAlign w:val="top"/>
+            <w:tcBorders>
+              <w:bottom w:val="single" w:sz="3" w:color="D8DEE3"/>
+            </w:tcBorders>
+          </w:tcPr>
+          <w:p>
+            <w:pPr>
+              <w:spacing w:after="0" w:line="240" w:lineRule="auto"/>
+            </w:pPr>
+            <w:r>
+              <w:rPr>
+                <w:rFonts w:ascii="Calibri" w:hAnsi="Calibri"/>
+                <w:b w:val="0"/>
+                <w:color w:val="20262C"/>
+                <w:sz w:val="17"/>
+              </w:rPr>
+              <w:t>Atricon e instituições parceiras do controle externo.</w:t>
+            </w:r>
+          </w:p>
+        </w:tc>
+        <w:tc>
+          <w:tcPr>
+            <w:tcW w:type="dxa" w:w="4288"/>
+            <w:vAlign w:val="top"/>
+            <w:tcBorders>
+              <w:bottom w:val="single" w:sz="3" w:color="D8DEE3"/>
+            </w:tcBorders>
+          </w:tcPr>
+          <w:p>
+            <w:pPr>
+              <w:spacing w:after="0" w:line="240" w:lineRule="auto"/>
+            </w:pPr>
+            <w:r>
+              <w:rPr>
+                <w:rFonts w:ascii="Calibri" w:hAnsi="Calibri"/>
+                <w:b w:val="0"/>
+                <w:color w:val="20262C"/>
+                <w:sz w:val="17"/>
+              </w:rPr>
+              <w:t>Metodologia, cartilha e matriz nacional.</w:t>
+            </w:r>
+          </w:p>
+        </w:tc>
+      </w:tr>
+      <w:tr>
+        <w:trPr>
+          <w:cantSplit/>
+        </w:trPr>
+        <w:tc>
+          <w:tcPr>
+            <w:tcW w:type="dxa" w:w="1700"/>
+            <w:vAlign w:val="top"/>
+            <w:shd w:fill="F2F4F7"/>
+            <w:tcBorders>
+              <w:bottom w:val="single" w:sz="3" w:color="D8DEE3"/>
+            </w:tcBorders>
+          </w:tcPr>
+          <w:p>
+            <w:pPr>
+              <w:spacing w:after="0" w:line="240" w:lineRule="auto"/>
+            </w:pPr>
+            <w:r>
+              <w:rPr>
+                <w:rFonts w:ascii="Calibri" w:hAnsi="Calibri"/>
+                <w:b/>
+                <w:color w:val="1F5D8F"/>
+                <w:sz w:val="17"/>
+              </w:rPr>
+              <w:t>Instrumento</w:t>
+            </w:r>
+          </w:p>
+        </w:tc>
+        <w:tc>
+          <w:tcPr>
+            <w:tcW w:type="dxa" w:w="3650"/>
+            <w:vAlign w:val="top"/>
+            <w:shd w:fill="F2F4F7"/>
+            <w:tcBorders>
+              <w:bottom w:val="single" w:sz="3" w:color="D8DEE3"/>
+            </w:tcBorders>
+          </w:tcPr>
+          <w:p>
+            <w:pPr>
+              <w:spacing w:after="0" w:line="240" w:lineRule="auto"/>
+            </w:pPr>
+            <w:r>
+              <w:rPr>
+                <w:rFonts w:ascii="Calibri" w:hAnsi="Calibri"/>
+                <w:b w:val="0"/>
+                <w:color w:val="20262C"/>
+                <w:sz w:val="17"/>
+              </w:rPr>
+              <w:t>Cartilha e Critérios de Avaliação PNTP 2026.</w:t>
+            </w:r>
+          </w:p>
+        </w:tc>
+        <w:tc>
+          <w:tcPr>
+            <w:tcW w:type="dxa" w:w="4288"/>
+            <w:vAlign w:val="top"/>
+            <w:shd w:fill="F2F4F7"/>
+            <w:tcBorders>
+              <w:bottom w:val="single" w:sz="3" w:color="D8DEE3"/>
+            </w:tcBorders>
+          </w:tcPr>
+          <w:p>
+            <w:pPr>
+              <w:spacing w:after="0" w:line="240" w:lineRule="auto"/>
+            </w:pPr>
+            <w:r>
+              <w:rPr>
+                <w:rFonts w:ascii="Calibri" w:hAnsi="Calibri"/>
+                <w:b w:val="0"/>
+                <w:color w:val="20262C"/>
+                <w:sz w:val="17"/>
+              </w:rPr>
+              <w:t>Redação, classe e aplicabilidade dos critérios.</w:t>
+            </w:r>
+          </w:p>
+        </w:tc>
+      </w:tr>
+      <w:tr>
+        <w:trPr>
+          <w:cantSplit/>
+        </w:trPr>
+        <w:tc>
+          <w:tcPr>
+            <w:tcW w:type="dxa" w:w="1700"/>
+            <w:vAlign w:val="top"/>
+            <w:tcBorders>
+              <w:bottom w:val="single" w:sz="3" w:color="D8DEE3"/>
+            </w:tcBorders>
+          </w:tcPr>
+          <w:p>
+            <w:pPr>
+              <w:spacing w:after="0" w:line="240" w:lineRule="auto"/>
+            </w:pPr>
+            <w:r>
+              <w:rPr>
+                <w:rFonts w:ascii="Calibri" w:hAnsi="Calibri"/>
+                <w:b/>
+                <w:color w:val="1F5D8F"/>
+                <w:sz w:val="17"/>
+              </w:rPr>
+              <w:t>Avaliação</w:t>
+            </w:r>
+          </w:p>
+        </w:tc>
+        <w:tc>
+          <w:tcPr>
+            <w:tcW w:type="dxa" w:w="3650"/>
+            <w:vAlign w:val="top"/>
+            <w:tcBorders>
+              <w:bottom w:val="single" w:sz="3" w:color="D8DEE3"/>
+            </w:tcBorders>
+          </w:tcPr>
+          <w:p>
+            <w:pPr>
+              <w:spacing w:after="0" w:line="240" w:lineRule="auto"/>
+            </w:pPr>
+            <w:r>
+              <w:rPr>
+                <w:rFonts w:ascii="Calibri" w:hAnsi="Calibri"/>
+                <w:b w:val="0"/>
+                <w:color w:val="20262C"/>
+                <w:sz w:val="17"/>
+              </w:rPr>
+              <w:t>Controladorias e equipes técnicas dos Tribunais de Contas.</w:t>
+            </w:r>
+          </w:p>
+        </w:tc>
+        <w:tc>
+          <w:tcPr>
+            <w:tcW w:type="dxa" w:w="4288"/>
+            <w:vAlign w:val="top"/>
+            <w:tcBorders>
+              <w:bottom w:val="single" w:sz="3" w:color="D8DEE3"/>
+            </w:tcBorders>
+          </w:tcPr>
+          <w:p>
+            <w:pPr>
+              <w:spacing w:after="0" w:line="240" w:lineRule="auto"/>
+            </w:pPr>
+            <w:r>
+              <w:rPr>
+                <w:rFonts w:ascii="Calibri" w:hAnsi="Calibri"/>
+                <w:b w:val="0"/>
+                <w:color w:val="20262C"/>
+                <w:sz w:val="17"/>
+              </w:rPr>
+              <w:t>Verificação do atendimento e das evidências.</w:t>
+            </w:r>
+          </w:p>
+        </w:tc>
+      </w:tr>
+      <w:tr>
+        <w:trPr>
+          <w:cantSplit/>
+        </w:trPr>
+        <w:tc>
+          <w:tcPr>
+            <w:tcW w:type="dxa" w:w="1700"/>
+            <w:vAlign w:val="top"/>
+            <w:shd w:fill="F2F4F7"/>
+            <w:tcBorders>
+              <w:bottom w:val="single" w:sz="3" w:color="D8DEE3"/>
+            </w:tcBorders>
+          </w:tcPr>
+          <w:p>
+            <w:pPr>
+              <w:spacing w:after="0" w:line="240" w:lineRule="auto"/>
+            </w:pPr>
+            <w:r>
+              <w:rPr>
+                <w:rFonts w:ascii="Calibri" w:hAnsi="Calibri"/>
+                <w:b/>
+                <w:color w:val="1F5D8F"/>
+                <w:sz w:val="17"/>
+              </w:rPr>
+              <w:t>Resultado</w:t>
+            </w:r>
+          </w:p>
+        </w:tc>
+        <w:tc>
+          <w:tcPr>
+            <w:tcW w:type="dxa" w:w="3650"/>
+            <w:vAlign w:val="top"/>
+            <w:shd w:fill="F2F4F7"/>
+            <w:tcBorders>
+              <w:bottom w:val="single" w:sz="3" w:color="D8DEE3"/>
+            </w:tcBorders>
+          </w:tcPr>
+          <w:p>
+            <w:pPr>
+              <w:spacing w:after="0" w:line="240" w:lineRule="auto"/>
+            </w:pPr>
+            <w:r>
+              <w:rPr>
+                <w:rFonts w:ascii="Calibri" w:hAnsi="Calibri"/>
+                <w:b w:val="0"/>
+                <w:color w:val="20262C"/>
+                <w:sz w:val="17"/>
+              </w:rPr>
+              <w:t>Radar Nacional da Transparência Pública.</w:t>
+            </w:r>
+          </w:p>
+        </w:tc>
+        <w:tc>
+          <w:tcPr>
+            <w:tcW w:type="dxa" w:w="4288"/>
+            <w:vAlign w:val="top"/>
+            <w:shd w:fill="F2F4F7"/>
+            <w:tcBorders>
+              <w:bottom w:val="single" w:sz="3" w:color="D8DEE3"/>
+            </w:tcBorders>
+          </w:tcPr>
+          <w:p>
+            <w:pPr>
+              <w:spacing w:after="0" w:line="240" w:lineRule="auto"/>
+            </w:pPr>
+            <w:r>
+              <w:rPr>
+                <w:rFonts w:ascii="Calibri" w:hAnsi="Calibri"/>
+                <w:b w:val="0"/>
+                <w:color w:val="20262C"/>
+                <w:sz w:val="17"/>
+              </w:rPr>
+              <w:t>Índice e níveis Diamante, Ouro, Prata, Elevado e demais faixas.</w:t>
+            </w:r>
+          </w:p>
+        </w:tc>
+      </w:tr>
+      <w:tr>
+        <w:trPr>
+          <w:cantSplit/>
+        </w:trPr>
+        <w:tc>
+          <w:tcPr>
+            <w:tcW w:type="dxa" w:w="1700"/>
+            <w:vAlign w:val="top"/>
+            <w:tcBorders>
+              <w:bottom w:val="single" w:sz="3" w:color="D8DEE3"/>
+            </w:tcBorders>
+          </w:tcPr>
+          <w:p>
+            <w:pPr>
+              <w:spacing w:after="0" w:line="240" w:lineRule="auto"/>
+            </w:pPr>
+            <w:r>
+              <w:rPr>
+                <w:rFonts w:ascii="Calibri" w:hAnsi="Calibri"/>
+                <w:b/>
+                <w:color w:val="1F5D8F"/>
+                <w:sz w:val="17"/>
+              </w:rPr>
+              <w:t>Aplicação em Minas</w:t>
+            </w:r>
+          </w:p>
+        </w:tc>
+        <w:tc>
+          <w:tcPr>
+            <w:tcW w:type="dxa" w:w="3650"/>
+            <w:vAlign w:val="top"/>
+            <w:tcBorders>
+              <w:bottom w:val="single" w:sz="3" w:color="D8DEE3"/>
+            </w:tcBorders>
+          </w:tcPr>
+          <w:p>
+            <w:pPr>
+              <w:spacing w:after="0" w:line="240" w:lineRule="auto"/>
+            </w:pPr>
+            <w:r>
+              <w:rPr>
+                <w:rFonts w:ascii="Calibri" w:hAnsi="Calibri"/>
+                <w:b w:val="0"/>
+                <w:color w:val="20262C"/>
+                <w:sz w:val="17"/>
+              </w:rPr>
+              <w:t>Tribunal de Contas do Estado de Minas Gerais.</w:t>
+            </w:r>
+          </w:p>
+        </w:tc>
+        <w:tc>
+          <w:tcPr>
+            <w:tcW w:type="dxa" w:w="4288"/>
+            <w:vAlign w:val="top"/>
+            <w:tcBorders>
+              <w:bottom w:val="single" w:sz="3" w:color="D8DEE3"/>
+            </w:tcBorders>
+          </w:tcPr>
+          <w:p>
+            <w:pPr>
+              <w:spacing w:after="0" w:line="240" w:lineRule="auto"/>
+            </w:pPr>
+            <w:r>
+              <w:rPr>
+                <w:rFonts w:ascii="Calibri" w:hAnsi="Calibri"/>
+                <w:b w:val="0"/>
+                <w:color w:val="20262C"/>
+                <w:sz w:val="17"/>
+              </w:rPr>
+              <w:t>Orientação e validação do ciclo mineiro.</w:t>
+            </w:r>
+          </w:p>
+        </w:tc>
+      </w:tr>
+    </w:tbl>
+    <w:p>
+      <w:pPr>
+        <w:pStyle w:val="Heading2"/>
+      </w:pPr>
+      <w:r>
+        <w:t>Como a matriz foi aplicada à Prefeitura</w:t>
+      </w:r>
+    </w:p>
+    <w:p>
+      <w:pPr>
+        <w:keepLines/>
+        <w:widowControl/>
+        <w:jc w:val="both"/>
+      </w:pPr>
+      <w:r>
+        <w:rPr>
+          <w:rFonts w:ascii="Calibri" w:hAnsi="Calibri"/>
+          <w:color w:val="20262C"/>
+          <w:sz w:val="21"/>
+        </w:rPr>
+        <w:t>A Matriz PNTP 2026 foi filtrada pelas categorias aplicáveis ao Poder Executivo municipal. Desse procedimento resultaram os 96 critérios reunidos no Anexo A: 12 essenciais, 65 obrigatórios e 19 recomendados. Cada critério foi convertido em ação e evidência de entrega, preservando-se a redação oficial na coluna correspondente.</w:t>
+      </w:r>
+    </w:p>
+    <w:tbl>
+      <w:tblPr>
+        <w:tblW w:type="dxa" w:w="9638"/>
+        <w:jc w:val="left"/>
+        <w:tblLayout w:type="fixed"/>
+        <w:tblLook w:firstColumn="1" w:firstRow="1" w:lastColumn="0" w:lastRow="0" w:noHBand="0" w:noVBand="1" w:val="04A0"/>
+        <w:tblInd w:w="120" w:type="dxa"/>
+      </w:tblPr>
+      <w:tblGrid>
+        <w:gridCol w:w="1900"/>
+        <w:gridCol w:w="2300"/>
+        <w:gridCol w:w="5438"/>
+      </w:tblGrid>
+      <w:tr>
+        <w:trPr>
+          <w:tblHeader w:val="true"/>
+          <w:cantSplit/>
+        </w:trPr>
+        <w:tc>
+          <w:tcPr>
+            <w:tcW w:type="dxa" w:w="1900"/>
+            <w:tcMar>
+              <w:top w:w="80" w:type="dxa"/>
+              <w:start w:w="120" w:type="dxa"/>
+              <w:bottom w:w="80" w:type="dxa"/>
+              <w:end w:w="120" w:type="dxa"/>
+            </w:tcMar>
+            <w:shd w:fill="17324D"/>
+            <w:vAlign w:val="center"/>
+          </w:tcPr>
+          <w:p>
+            <w:pPr>
+              <w:spacing w:after="0"/>
+            </w:pPr>
+            <w:r>
+              <w:rPr>
+                <w:rFonts w:ascii="Calibri" w:hAnsi="Calibri"/>
+                <w:b/>
+                <w:color w:val="FFFFFF"/>
+                <w:sz w:val="17"/>
+              </w:rPr>
+              <w:t>NÍVEL</w:t>
+            </w:r>
+          </w:p>
+        </w:tc>
+        <w:tc>
+          <w:tcPr>
+            <w:tcW w:type="dxa" w:w="2300"/>
+            <w:tcMar>
+              <w:top w:w="80" w:type="dxa"/>
+              <w:start w:w="120" w:type="dxa"/>
+              <w:bottom w:w="80" w:type="dxa"/>
+              <w:end w:w="120" w:type="dxa"/>
+            </w:tcMar>
+            <w:shd w:fill="17324D"/>
+            <w:vAlign w:val="center"/>
+          </w:tcPr>
+          <w:p>
+            <w:pPr>
+              <w:spacing w:after="0"/>
+            </w:pPr>
+            <w:r>
+              <w:rPr>
+                <w:rFonts w:ascii="Calibri" w:hAnsi="Calibri"/>
+                <w:b/>
+                <w:color w:val="FFFFFF"/>
+                <w:sz w:val="17"/>
+              </w:rPr>
+              <w:t>ÍNDICE</w:t>
+            </w:r>
+          </w:p>
+        </w:tc>
+        <w:tc>
+          <w:tcPr>
+            <w:tcW w:type="dxa" w:w="5438"/>
+            <w:tcMar>
+              <w:top w:w="80" w:type="dxa"/>
+              <w:start w:w="120" w:type="dxa"/>
+              <w:bottom w:w="80" w:type="dxa"/>
+              <w:end w:w="120" w:type="dxa"/>
+            </w:tcMar>
+            <w:shd w:fill="17324D"/>
+            <w:vAlign w:val="center"/>
+          </w:tcPr>
+          <w:p>
+            <w:pPr>
+              <w:spacing w:after="0"/>
+            </w:pPr>
+            <w:r>
+              <w:rPr>
+                <w:rFonts w:ascii="Calibri" w:hAnsi="Calibri"/>
+                <w:b/>
+                <w:color w:val="FFFFFF"/>
+                <w:sz w:val="17"/>
+              </w:rPr>
+              <w:t>REQUISITO COMPLEMENTAR</w:t>
+            </w:r>
+          </w:p>
+        </w:tc>
+      </w:tr>
+      <w:tr>
+        <w:trPr>
+          <w:cantSplit/>
+        </w:trPr>
+        <w:tc>
+          <w:tcPr>
+            <w:tcW w:type="dxa" w:w="1900"/>
+            <w:vAlign w:val="top"/>
+            <w:tcBorders>
+              <w:bottom w:val="single" w:sz="3" w:color="D8DEE3"/>
+            </w:tcBorders>
+          </w:tcPr>
+          <w:p>
+            <w:pPr>
+              <w:spacing w:after="0" w:line="240" w:lineRule="auto"/>
+            </w:pPr>
+            <w:r>
+              <w:rPr>
+                <w:rFonts w:ascii="Calibri" w:hAnsi="Calibri"/>
+                <w:b/>
+                <w:color w:val="1F5D8F"/>
+                <w:sz w:val="17"/>
+              </w:rPr>
+              <w:t>Diamante</w:t>
+            </w:r>
+          </w:p>
+        </w:tc>
+        <w:tc>
+          <w:tcPr>
+            <w:tcW w:type="dxa" w:w="2300"/>
+            <w:vAlign w:val="top"/>
+            <w:tcBorders>
+              <w:bottom w:val="single" w:sz="3" w:color="D8DEE3"/>
+            </w:tcBorders>
+          </w:tcPr>
+          <w:p>
+            <w:pPr>
+              <w:spacing w:after="0" w:line="240" w:lineRule="auto"/>
+            </w:pPr>
+            <w:r>
+              <w:rPr>
+                <w:rFonts w:ascii="Calibri" w:hAnsi="Calibri"/>
+                <w:b w:val="0"/>
+                <w:color w:val="20262C"/>
+                <w:sz w:val="17"/>
+              </w:rPr>
+              <w:t>95% a 100%</w:t>
+            </w:r>
+          </w:p>
+        </w:tc>
+        <w:tc>
+          <w:tcPr>
+            <w:tcW w:type="dxa" w:w="5438"/>
+            <w:vAlign w:val="top"/>
+            <w:tcBorders>
+              <w:bottom w:val="single" w:sz="3" w:color="D8DEE3"/>
+            </w:tcBorders>
+          </w:tcPr>
+          <w:p>
+            <w:pPr>
+              <w:spacing w:after="0" w:line="240" w:lineRule="auto"/>
+            </w:pPr>
+            <w:r>
+              <w:rPr>
+                <w:rFonts w:ascii="Calibri" w:hAnsi="Calibri"/>
+                <w:b w:val="0"/>
+                <w:color w:val="20262C"/>
+                <w:sz w:val="17"/>
+              </w:rPr>
+              <w:t>100% dos critérios essenciais</w:t>
+            </w:r>
+          </w:p>
+        </w:tc>
+      </w:tr>
+      <w:tr>
+        <w:trPr>
+          <w:cantSplit/>
+        </w:trPr>
+        <w:tc>
+          <w:tcPr>
+            <w:tcW w:type="dxa" w:w="1900"/>
+            <w:vAlign w:val="top"/>
+            <w:shd w:fill="F2F4F7"/>
+            <w:tcBorders>
+              <w:bottom w:val="single" w:sz="3" w:color="D8DEE3"/>
+            </w:tcBorders>
+          </w:tcPr>
+          <w:p>
+            <w:pPr>
+              <w:spacing w:after="0" w:line="240" w:lineRule="auto"/>
+            </w:pPr>
+            <w:r>
+              <w:rPr>
+                <w:rFonts w:ascii="Calibri" w:hAnsi="Calibri"/>
+                <w:b/>
+                <w:color w:val="1F5D8F"/>
+                <w:sz w:val="17"/>
+              </w:rPr>
+              <w:t>Ouro</w:t>
+            </w:r>
+          </w:p>
+        </w:tc>
+        <w:tc>
+          <w:tcPr>
+            <w:tcW w:type="dxa" w:w="2300"/>
+            <w:vAlign w:val="top"/>
+            <w:shd w:fill="F2F4F7"/>
+            <w:tcBorders>
+              <w:bottom w:val="single" w:sz="3" w:color="D8DEE3"/>
+            </w:tcBorders>
+          </w:tcPr>
+          <w:p>
+            <w:pPr>
+              <w:spacing w:after="0" w:line="240" w:lineRule="auto"/>
+            </w:pPr>
+            <w:r>
+              <w:rPr>
+                <w:rFonts w:ascii="Calibri" w:hAnsi="Calibri"/>
+                <w:b w:val="0"/>
+                <w:color w:val="20262C"/>
+                <w:sz w:val="17"/>
+              </w:rPr>
+              <w:t>85% a 94%</w:t>
+            </w:r>
+          </w:p>
+        </w:tc>
+        <w:tc>
+          <w:tcPr>
+            <w:tcW w:type="dxa" w:w="5438"/>
+            <w:vAlign w:val="top"/>
+            <w:shd w:fill="F2F4F7"/>
+            <w:tcBorders>
+              <w:bottom w:val="single" w:sz="3" w:color="D8DEE3"/>
+            </w:tcBorders>
+          </w:tcPr>
+          <w:p>
+            <w:pPr>
+              <w:spacing w:after="0" w:line="240" w:lineRule="auto"/>
+            </w:pPr>
+            <w:r>
+              <w:rPr>
+                <w:rFonts w:ascii="Calibri" w:hAnsi="Calibri"/>
+                <w:b w:val="0"/>
+                <w:color w:val="20262C"/>
+                <w:sz w:val="17"/>
+              </w:rPr>
+              <w:t>100% dos critérios essenciais</w:t>
+            </w:r>
+          </w:p>
+        </w:tc>
+      </w:tr>
+      <w:tr>
+        <w:trPr>
+          <w:cantSplit/>
+        </w:trPr>
+        <w:tc>
+          <w:tcPr>
+            <w:tcW w:type="dxa" w:w="1900"/>
+            <w:vAlign w:val="top"/>
+            <w:tcBorders>
+              <w:bottom w:val="single" w:sz="3" w:color="D8DEE3"/>
+            </w:tcBorders>
+          </w:tcPr>
+          <w:p>
+            <w:pPr>
+              <w:spacing w:after="0" w:line="240" w:lineRule="auto"/>
+            </w:pPr>
+            <w:r>
+              <w:rPr>
+                <w:rFonts w:ascii="Calibri" w:hAnsi="Calibri"/>
+                <w:b/>
+                <w:color w:val="1F5D8F"/>
+                <w:sz w:val="17"/>
+              </w:rPr>
+              <w:t>Prata</w:t>
+            </w:r>
+          </w:p>
+        </w:tc>
+        <w:tc>
+          <w:tcPr>
+            <w:tcW w:type="dxa" w:w="2300"/>
+            <w:vAlign w:val="top"/>
+            <w:tcBorders>
+              <w:bottom w:val="single" w:sz="3" w:color="D8DEE3"/>
+            </w:tcBorders>
+          </w:tcPr>
+          <w:p>
+            <w:pPr>
+              <w:spacing w:after="0" w:line="240" w:lineRule="auto"/>
+            </w:pPr>
+            <w:r>
+              <w:rPr>
+                <w:rFonts w:ascii="Calibri" w:hAnsi="Calibri"/>
+                <w:b w:val="0"/>
+                <w:color w:val="20262C"/>
+                <w:sz w:val="17"/>
+              </w:rPr>
+              <w:t>75% a 84%</w:t>
+            </w:r>
+          </w:p>
+        </w:tc>
+        <w:tc>
+          <w:tcPr>
+            <w:tcW w:type="dxa" w:w="5438"/>
+            <w:vAlign w:val="top"/>
+            <w:tcBorders>
+              <w:bottom w:val="single" w:sz="3" w:color="D8DEE3"/>
+            </w:tcBorders>
+          </w:tcPr>
+          <w:p>
+            <w:pPr>
+              <w:spacing w:after="0" w:line="240" w:lineRule="auto"/>
+            </w:pPr>
+            <w:r>
+              <w:rPr>
+                <w:rFonts w:ascii="Calibri" w:hAnsi="Calibri"/>
+                <w:b w:val="0"/>
+                <w:color w:val="20262C"/>
+                <w:sz w:val="17"/>
+              </w:rPr>
+              <w:t>100% dos critérios essenciais</w:t>
+            </w:r>
+          </w:p>
+        </w:tc>
+      </w:tr>
+      <w:tr>
+        <w:trPr>
+          <w:cantSplit/>
+        </w:trPr>
+        <w:tc>
+          <w:tcPr>
+            <w:tcW w:type="dxa" w:w="1900"/>
+            <w:vAlign w:val="top"/>
+            <w:shd w:fill="F2F4F7"/>
+            <w:tcBorders>
+              <w:bottom w:val="single" w:sz="3" w:color="D8DEE3"/>
+            </w:tcBorders>
+          </w:tcPr>
+          <w:p>
+            <w:pPr>
+              <w:spacing w:after="0" w:line="240" w:lineRule="auto"/>
+            </w:pPr>
+            <w:r>
+              <w:rPr>
+                <w:rFonts w:ascii="Calibri" w:hAnsi="Calibri"/>
+                <w:b/>
+                <w:color w:val="1F5D8F"/>
+                <w:sz w:val="17"/>
+              </w:rPr>
+              <w:t>Elevado</w:t>
+            </w:r>
+          </w:p>
+        </w:tc>
+        <w:tc>
+          <w:tcPr>
+            <w:tcW w:type="dxa" w:w="2300"/>
+            <w:vAlign w:val="top"/>
+            <w:shd w:fill="F2F4F7"/>
+            <w:tcBorders>
+              <w:bottom w:val="single" w:sz="3" w:color="D8DEE3"/>
+            </w:tcBorders>
+          </w:tcPr>
+          <w:p>
+            <w:pPr>
+              <w:spacing w:after="0" w:line="240" w:lineRule="auto"/>
+            </w:pPr>
+            <w:r>
+              <w:rPr>
+                <w:rFonts w:ascii="Calibri" w:hAnsi="Calibri"/>
+                <w:b w:val="0"/>
+                <w:color w:val="20262C"/>
+                <w:sz w:val="17"/>
+              </w:rPr>
+              <w:t>Acima de 75%</w:t>
+            </w:r>
+          </w:p>
+        </w:tc>
+        <w:tc>
+          <w:tcPr>
+            <w:tcW w:type="dxa" w:w="5438"/>
+            <w:vAlign w:val="top"/>
+            <w:shd w:fill="F2F4F7"/>
+            <w:tcBorders>
+              <w:bottom w:val="single" w:sz="3" w:color="D8DEE3"/>
+            </w:tcBorders>
+          </w:tcPr>
+          <w:p>
+            <w:pPr>
+              <w:spacing w:after="0" w:line="240" w:lineRule="auto"/>
+            </w:pPr>
+            <w:r>
+              <w:rPr>
+                <w:rFonts w:ascii="Calibri" w:hAnsi="Calibri"/>
+                <w:b w:val="0"/>
+                <w:color w:val="20262C"/>
+                <w:sz w:val="17"/>
+              </w:rPr>
+              <w:t>Menos de 100% dos critérios essenciais</w:t>
+            </w:r>
+          </w:p>
+        </w:tc>
+      </w:tr>
+      <w:tr>
+        <w:trPr>
+          <w:cantSplit/>
+        </w:trPr>
+        <w:tc>
+          <w:tcPr>
+            <w:tcW w:type="dxa" w:w="1900"/>
+            <w:vAlign w:val="top"/>
+            <w:tcBorders>
+              <w:bottom w:val="single" w:sz="3" w:color="D8DEE3"/>
+            </w:tcBorders>
+          </w:tcPr>
+          <w:p>
+            <w:pPr>
+              <w:spacing w:after="0" w:line="240" w:lineRule="auto"/>
+            </w:pPr>
+            <w:r>
+              <w:rPr>
+                <w:rFonts w:ascii="Calibri" w:hAnsi="Calibri"/>
+                <w:b/>
+                <w:color w:val="1F5D8F"/>
+                <w:sz w:val="17"/>
+              </w:rPr>
+              <w:t>Intermediário</w:t>
+            </w:r>
+          </w:p>
+        </w:tc>
+        <w:tc>
+          <w:tcPr>
+            <w:tcW w:type="dxa" w:w="2300"/>
+            <w:vAlign w:val="top"/>
+            <w:tcBorders>
+              <w:bottom w:val="single" w:sz="3" w:color="D8DEE3"/>
+            </w:tcBorders>
+          </w:tcPr>
+          <w:p>
+            <w:pPr>
+              <w:spacing w:after="0" w:line="240" w:lineRule="auto"/>
+            </w:pPr>
+            <w:r>
+              <w:rPr>
+                <w:rFonts w:ascii="Calibri" w:hAnsi="Calibri"/>
+                <w:b w:val="0"/>
+                <w:color w:val="20262C"/>
+                <w:sz w:val="17"/>
+              </w:rPr>
+              <w:t>50% a 74%</w:t>
+            </w:r>
+          </w:p>
+        </w:tc>
+        <w:tc>
+          <w:tcPr>
+            <w:tcW w:type="dxa" w:w="5438"/>
+            <w:vAlign w:val="top"/>
+            <w:tcBorders>
+              <w:bottom w:val="single" w:sz="3" w:color="D8DEE3"/>
+            </w:tcBorders>
+          </w:tcPr>
+          <w:p>
+            <w:pPr>
+              <w:spacing w:after="0" w:line="240" w:lineRule="auto"/>
+            </w:pPr>
+            <w:r>
+              <w:rPr>
+                <w:rFonts w:ascii="Calibri" w:hAnsi="Calibri"/>
+                <w:b w:val="0"/>
+                <w:color w:val="20262C"/>
+                <w:sz w:val="17"/>
+              </w:rPr>
+              <w:t>Classificação sem selo</w:t>
+            </w:r>
+          </w:p>
+        </w:tc>
+      </w:tr>
+    </w:tbl>
+    <w:tbl>
+      <w:tblPr>
+        <w:tblW w:type="dxa" w:w="9638"/>
+        <w:jc w:val="left"/>
+        <w:tblLayout w:type="fixed"/>
+        <w:tblLook w:firstColumn="1" w:firstRow="1" w:lastColumn="0" w:lastRow="0" w:noHBand="0" w:noVBand="1" w:val="04A0"/>
+        <w:tblInd w:w="120" w:type="dxa"/>
+      </w:tblPr>
+      <w:tblGrid>
+        <w:gridCol w:w="9638"/>
+      </w:tblGrid>
+      <w:tr>
+        <w:trPr>
+          <w:cantSplit/>
+        </w:trPr>
+        <w:tc>
+          <w:tcPr>
+            <w:tcW w:type="dxa" w:w="9638"/>
+            <w:tcMar>
+              <w:top w:w="80" w:type="dxa"/>
+              <w:start w:w="120" w:type="dxa"/>
+              <w:bottom w:w="80" w:type="dxa"/>
+              <w:end w:w="120" w:type="dxa"/>
+            </w:tcMar>
+            <w:shd w:fill="FFF7DD"/>
+            <w:tcBorders>
+              <w:left w:val="single" w:sz="18" w:color="8A6500"/>
+            </w:tcBorders>
+          </w:tcPr>
+          <w:p>
+            <w:pPr>
+              <w:spacing w:after="0"/>
+            </w:pPr>
+            <w:r>
+              <w:rPr>
+                <w:rFonts w:ascii="Calibri" w:hAnsi="Calibri"/>
+                <w:b/>
+                <w:color w:val="17324D"/>
+                <w:sz w:val="20"/>
+              </w:rPr>
+              <w:t xml:space="preserve">Natureza e limite deste documento. </w:t>
+            </w:r>
+            <w:r>
+              <w:rPr>
+                <w:rFonts w:ascii="Calibri" w:hAnsi="Calibri"/>
+                <w:color w:val="20262C"/>
+                <w:sz w:val="20"/>
+              </w:rPr>
+              <w:t>Este plano é uma contribuição cidadã baseada em fontes oficiais; não é parecer, auditoria ou avaliação emitida pela Atricon ou pelo TCE-MG. As constatações locais resultam de consulta pública realizada em 29 de julho de 2026 e devem ser confirmadas pela Prefeitura antes do encerramento de cada ação.</w:t>
+            </w:r>
+          </w:p>
+        </w:tc>
+      </w:tr>
+    </w:tbl>
+    <w:p>
+      <w:pPr>
+        <w:spacing w:after="0" w:before="0"/>
+      </w:pPr>
+    </w:p>
+    <w:p>
+      <w:pPr>
+        <w:spacing w:after="0"/>
+      </w:pPr>
+      <w:r>
+        <w:rPr>
+          <w:rFonts w:ascii="Calibri" w:hAnsi="Calibri"/>
+          <w:b/>
+          <w:color w:val="17324D"/>
+          <w:sz w:val="18"/>
+        </w:rPr>
+        <w:t xml:space="preserve">Fontes institucionais: </w:t>
+      </w:r>
+      <w:hyperlink r:id="rId11">
+        <w:r>
+          <w:rPr>
+            <w:color w:val="1F5D8F"/>
+            <w:u w:val="single"/>
+            <w:sz w:val="20"/>
+          </w:rPr>
+          <w:t>PNTP/Atricon</w:t>
+        </w:r>
+      </w:hyperlink>
+      <w:r>
+        <w:rPr>
+          <w:rFonts w:ascii="Calibri" w:hAnsi="Calibri"/>
+          <w:color w:val="687581"/>
+          <w:sz w:val="18"/>
+        </w:rPr>
+        <w:t xml:space="preserve"> • </w:t>
+      </w:r>
+      <w:hyperlink r:id="rId12">
+        <w:r>
+          <w:rPr>
+            <w:color w:val="1F5D8F"/>
+            <w:u w:val="single"/>
+            <w:sz w:val="20"/>
+          </w:rPr>
+          <w:t>Cartilha PNTP 2026</w:t>
+        </w:r>
+      </w:hyperlink>
+      <w:r>
+        <w:rPr>
+          <w:rFonts w:ascii="Calibri" w:hAnsi="Calibri"/>
+          <w:color w:val="687581"/>
+          <w:sz w:val="18"/>
+        </w:rPr>
+        <w:t xml:space="preserve"> • </w:t>
+      </w:r>
+      <w:hyperlink r:id="rId13">
+        <w:r>
+          <w:rPr>
+            <w:color w:val="1F5D8F"/>
+            <w:u w:val="single"/>
+            <w:sz w:val="20"/>
+          </w:rPr>
+          <w:t>TCE-MG</w:t>
+        </w:r>
+      </w:hyperlink>
+    </w:p>
+    <w:p>
+      <w:r>
+        <w:br w:type="page"/>
+      </w:r>
     </w:p>
     <w:p>
       <w:pPr>
@@ -563,7 +1765,7 @@
                 <w:color w:val="FFFFFF"/>
                 <w:sz w:val="32"/>
               </w:rPr>
-              <w:t>60 DIAS</w:t>
+              <w:t>45 DIAS</w:t>
             </w:r>
             <w:r>
               <w:rPr>
@@ -693,7 +1895,7 @@
                 <w:color w:val="17324D"/>
                 <w:sz w:val="20"/>
               </w:rPr>
-              <w:t xml:space="preserve">Meta de 60 dias. </w:t>
+              <w:t xml:space="preserve">Meta de 45 dias. </w:t>
             </w:r>
             <w:r>
               <w:rPr>
@@ -701,7 +1903,7 @@
                 <w:color w:val="20262C"/>
                 <w:sz w:val="20"/>
               </w:rPr>
-              <w:t>Até o encerramento do período, os 96 critérios deverão estar validados; o passivo de publicações deverá estar regularizado; e cada item aplicável deverá possuir URL, evidência, responsável, data de atualização e teste final registrados.</w:t>
+              <w:t>Até o encerramento do período, os 96 critérios deverão estar validados; o passivo de publicações deverá estar regularizado; e cada item aplicável deverá possuir URL, evidência, responsável, data de atualização e teste final registrados em até 45 dias.</w:t>
             </w:r>
           </w:p>
         </w:tc>
@@ -717,7 +1919,1208 @@
         <w:pStyle w:val="Heading1"/>
       </w:pPr>
       <w:r>
-        <w:t>2. Como os apontamentos foram classificados</w:t>
+        <w:t>2. Avaliação dos portais consultados</w:t>
+      </w:r>
+    </w:p>
+    <w:p>
+      <w:pPr>
+        <w:keepLines/>
+        <w:widowControl/>
+        <w:jc w:val="both"/>
+      </w:pPr>
+      <w:r>
+        <w:rPr>
+          <w:rFonts w:ascii="Calibri" w:hAnsi="Calibri"/>
+          <w:color w:val="20262C"/>
+          <w:sz w:val="21"/>
+        </w:rPr>
+        <w:t>A verificação foi realizada em 29 de julho de 2026 nos canais indicados pelo próprio site da Prefeitura. Foram considerados o portal institucional, a transparência financeira Betha, o catálogo de dados abertos, o Diário Oficial, licitações, contratos, Carta de Serviços, SIC, Ouvidoria, publicidade institucional e páginas de orçamento. O teste registra o que o cidadão consegue localizar e utilizar sem acesso interno.</w:t>
+      </w:r>
+    </w:p>
+    <w:tbl>
+      <w:tblPr>
+        <w:tblW w:type="dxa" w:w="9638"/>
+        <w:jc w:val="left"/>
+        <w:tblLayout w:type="fixed"/>
+        <w:tblLook w:firstColumn="1" w:firstRow="1" w:lastColumn="0" w:lastRow="0" w:noHBand="0" w:noVBand="1" w:val="04A0"/>
+        <w:tblInd w:w="120" w:type="dxa"/>
+      </w:tblPr>
+      <w:tblGrid>
+        <w:gridCol w:w="1450"/>
+        <w:gridCol w:w="1450"/>
+        <w:gridCol w:w="3400"/>
+        <w:gridCol w:w="3338"/>
+      </w:tblGrid>
+      <w:tr>
+        <w:trPr>
+          <w:tblHeader w:val="true"/>
+          <w:cantSplit/>
+        </w:trPr>
+        <w:tc>
+          <w:tcPr>
+            <w:tcW w:type="dxa" w:w="1450"/>
+            <w:tcMar>
+              <w:top w:w="80" w:type="dxa"/>
+              <w:start w:w="120" w:type="dxa"/>
+              <w:bottom w:w="80" w:type="dxa"/>
+              <w:end w:w="120" w:type="dxa"/>
+            </w:tcMar>
+            <w:shd w:fill="17324D"/>
+            <w:vAlign w:val="center"/>
+          </w:tcPr>
+          <w:p>
+            <w:pPr>
+              <w:spacing w:after="0"/>
+            </w:pPr>
+            <w:r>
+              <w:rPr>
+                <w:rFonts w:ascii="Calibri" w:hAnsi="Calibri"/>
+                <w:b/>
+                <w:color w:val="FFFFFF"/>
+                <w:sz w:val="16"/>
+              </w:rPr>
+              <w:t>CANAL</w:t>
+            </w:r>
+          </w:p>
+        </w:tc>
+        <w:tc>
+          <w:tcPr>
+            <w:tcW w:type="dxa" w:w="1450"/>
+            <w:tcMar>
+              <w:top w:w="80" w:type="dxa"/>
+              <w:start w:w="120" w:type="dxa"/>
+              <w:bottom w:w="80" w:type="dxa"/>
+              <w:end w:w="120" w:type="dxa"/>
+            </w:tcMar>
+            <w:shd w:fill="17324D"/>
+            <w:vAlign w:val="center"/>
+          </w:tcPr>
+          <w:p>
+            <w:pPr>
+              <w:spacing w:after="0"/>
+            </w:pPr>
+            <w:r>
+              <w:rPr>
+                <w:rFonts w:ascii="Calibri" w:hAnsi="Calibri"/>
+                <w:b/>
+                <w:color w:val="FFFFFF"/>
+                <w:sz w:val="16"/>
+              </w:rPr>
+              <w:t>RESULTADO</w:t>
+            </w:r>
+          </w:p>
+        </w:tc>
+        <w:tc>
+          <w:tcPr>
+            <w:tcW w:type="dxa" w:w="3400"/>
+            <w:tcMar>
+              <w:top w:w="80" w:type="dxa"/>
+              <w:start w:w="120" w:type="dxa"/>
+              <w:bottom w:w="80" w:type="dxa"/>
+              <w:end w:w="120" w:type="dxa"/>
+            </w:tcMar>
+            <w:shd w:fill="17324D"/>
+            <w:vAlign w:val="center"/>
+          </w:tcPr>
+          <w:p>
+            <w:pPr>
+              <w:spacing w:after="0"/>
+            </w:pPr>
+            <w:r>
+              <w:rPr>
+                <w:rFonts w:ascii="Calibri" w:hAnsi="Calibri"/>
+                <w:b/>
+                <w:color w:val="FFFFFF"/>
+                <w:sz w:val="16"/>
+              </w:rPr>
+              <w:t>EVIDÊNCIA PÚBLICA</w:t>
+            </w:r>
+          </w:p>
+        </w:tc>
+        <w:tc>
+          <w:tcPr>
+            <w:tcW w:type="dxa" w:w="3338"/>
+            <w:tcMar>
+              <w:top w:w="80" w:type="dxa"/>
+              <w:start w:w="120" w:type="dxa"/>
+              <w:bottom w:w="80" w:type="dxa"/>
+              <w:end w:w="120" w:type="dxa"/>
+            </w:tcMar>
+            <w:shd w:fill="17324D"/>
+            <w:vAlign w:val="center"/>
+          </w:tcPr>
+          <w:p>
+            <w:pPr>
+              <w:spacing w:after="0"/>
+            </w:pPr>
+            <w:r>
+              <w:rPr>
+                <w:rFonts w:ascii="Calibri" w:hAnsi="Calibri"/>
+                <w:b/>
+                <w:color w:val="FFFFFF"/>
+                <w:sz w:val="16"/>
+              </w:rPr>
+              <w:t>MELHORIA PROPOSTA</w:t>
+            </w:r>
+          </w:p>
+        </w:tc>
+      </w:tr>
+      <w:tr>
+        <w:trPr>
+          <w:cantSplit/>
+        </w:trPr>
+        <w:tc>
+          <w:tcPr>
+            <w:tcW w:type="dxa" w:w="1450"/>
+            <w:vAlign w:val="top"/>
+            <w:tcBorders>
+              <w:bottom w:val="single" w:sz="3" w:color="D8DEE3"/>
+            </w:tcBorders>
+          </w:tcPr>
+          <w:p>
+            <w:pPr>
+              <w:spacing w:after="0" w:line="240" w:lineRule="auto"/>
+            </w:pPr>
+            <w:r>
+              <w:rPr>
+                <w:rFonts w:ascii="Calibri" w:hAnsi="Calibri"/>
+                <w:b/>
+                <w:color w:val="1F5D8F"/>
+                <w:sz w:val="16"/>
+              </w:rPr>
+              <w:t>Diário Oficial</w:t>
+            </w:r>
+          </w:p>
+        </w:tc>
+        <w:tc>
+          <w:tcPr>
+            <w:tcW w:type="dxa" w:w="1450"/>
+            <w:vAlign w:val="top"/>
+            <w:tcBorders>
+              <w:bottom w:val="single" w:sz="3" w:color="D8DEE3"/>
+            </w:tcBorders>
+          </w:tcPr>
+          <w:p>
+            <w:pPr>
+              <w:spacing w:after="0" w:line="240" w:lineRule="auto"/>
+            </w:pPr>
+            <w:r>
+              <w:rPr>
+                <w:rFonts w:ascii="Calibri" w:hAnsi="Calibri"/>
+                <w:b w:val="0"/>
+                <w:color w:val="20262C"/>
+                <w:sz w:val="16"/>
+              </w:rPr>
+              <w:t>Positivo</w:t>
+            </w:r>
+          </w:p>
+        </w:tc>
+        <w:tc>
+          <w:tcPr>
+            <w:tcW w:type="dxa" w:w="3400"/>
+            <w:vAlign w:val="top"/>
+            <w:tcBorders>
+              <w:bottom w:val="single" w:sz="3" w:color="D8DEE3"/>
+            </w:tcBorders>
+          </w:tcPr>
+          <w:p>
+            <w:pPr>
+              <w:spacing w:after="0" w:line="240" w:lineRule="auto"/>
+            </w:pPr>
+            <w:r>
+              <w:rPr>
+                <w:rFonts w:ascii="Calibri" w:hAnsi="Calibri"/>
+                <w:b w:val="0"/>
+                <w:color w:val="20262C"/>
+                <w:sz w:val="16"/>
+              </w:rPr>
+              <w:t>Edições atuais, pesquisa e acesso ao arquivo oficial; consulta pública indicou edição de 27/07/2026.</w:t>
+            </w:r>
+          </w:p>
+        </w:tc>
+        <w:tc>
+          <w:tcPr>
+            <w:tcW w:type="dxa" w:w="3338"/>
+            <w:vAlign w:val="top"/>
+            <w:tcBorders>
+              <w:bottom w:val="single" w:sz="3" w:color="D8DEE3"/>
+            </w:tcBorders>
+          </w:tcPr>
+          <w:p>
+            <w:pPr>
+              <w:spacing w:after="0" w:line="240" w:lineRule="auto"/>
+            </w:pPr>
+            <w:r>
+              <w:rPr>
+                <w:rFonts w:ascii="Calibri" w:hAnsi="Calibri"/>
+                <w:b w:val="0"/>
+                <w:color w:val="20262C"/>
+                <w:sz w:val="16"/>
+              </w:rPr>
+              <w:t>Manter rotina, URL permanente, metadados e histórico.</w:t>
+            </w:r>
+          </w:p>
+        </w:tc>
+      </w:tr>
+      <w:tr>
+        <w:trPr>
+          <w:cantSplit/>
+        </w:trPr>
+        <w:tc>
+          <w:tcPr>
+            <w:tcW w:type="dxa" w:w="1450"/>
+            <w:vAlign w:val="top"/>
+            <w:shd w:fill="F2F4F7"/>
+            <w:tcBorders>
+              <w:bottom w:val="single" w:sz="3" w:color="D8DEE3"/>
+            </w:tcBorders>
+          </w:tcPr>
+          <w:p>
+            <w:pPr>
+              <w:spacing w:after="0" w:line="240" w:lineRule="auto"/>
+            </w:pPr>
+            <w:r>
+              <w:rPr>
+                <w:rFonts w:ascii="Calibri" w:hAnsi="Calibri"/>
+                <w:b/>
+                <w:color w:val="1F5D8F"/>
+                <w:sz w:val="16"/>
+              </w:rPr>
+              <w:t>Licitações</w:t>
+            </w:r>
+          </w:p>
+        </w:tc>
+        <w:tc>
+          <w:tcPr>
+            <w:tcW w:type="dxa" w:w="1450"/>
+            <w:vAlign w:val="top"/>
+            <w:shd w:fill="F2F4F7"/>
+            <w:tcBorders>
+              <w:bottom w:val="single" w:sz="3" w:color="D8DEE3"/>
+            </w:tcBorders>
+          </w:tcPr>
+          <w:p>
+            <w:pPr>
+              <w:spacing w:after="0" w:line="240" w:lineRule="auto"/>
+            </w:pPr>
+            <w:r>
+              <w:rPr>
+                <w:rFonts w:ascii="Calibri" w:hAnsi="Calibri"/>
+                <w:b w:val="0"/>
+                <w:color w:val="20262C"/>
+                <w:sz w:val="16"/>
+              </w:rPr>
+              <w:t>Positivo</w:t>
+            </w:r>
+          </w:p>
+        </w:tc>
+        <w:tc>
+          <w:tcPr>
+            <w:tcW w:type="dxa" w:w="3400"/>
+            <w:vAlign w:val="top"/>
+            <w:shd w:fill="F2F4F7"/>
+            <w:tcBorders>
+              <w:bottom w:val="single" w:sz="3" w:color="D8DEE3"/>
+            </w:tcBorders>
+          </w:tcPr>
+          <w:p>
+            <w:pPr>
+              <w:spacing w:after="0" w:line="240" w:lineRule="auto"/>
+            </w:pPr>
+            <w:r>
+              <w:rPr>
+                <w:rFonts w:ascii="Calibri" w:hAnsi="Calibri"/>
+                <w:b w:val="0"/>
+                <w:color w:val="20262C"/>
+                <w:sz w:val="16"/>
+              </w:rPr>
+              <w:t>Página com milhares de editais, filtros, PDF/CSV e vínculos para PNCP e documentos do processo.</w:t>
+            </w:r>
+          </w:p>
+        </w:tc>
+        <w:tc>
+          <w:tcPr>
+            <w:tcW w:type="dxa" w:w="3338"/>
+            <w:vAlign w:val="top"/>
+            <w:shd w:fill="F2F4F7"/>
+            <w:tcBorders>
+              <w:bottom w:val="single" w:sz="3" w:color="D8DEE3"/>
+            </w:tcBorders>
+          </w:tcPr>
+          <w:p>
+            <w:pPr>
+              <w:spacing w:after="0" w:line="240" w:lineRule="auto"/>
+            </w:pPr>
+            <w:r>
+              <w:rPr>
+                <w:rFonts w:ascii="Calibri" w:hAnsi="Calibri"/>
+                <w:b w:val="0"/>
+                <w:color w:val="20262C"/>
+                <w:sz w:val="16"/>
+              </w:rPr>
+              <w:t>Vincular cada certame ao contrato, empenho, pagamento e execução.</w:t>
+            </w:r>
+          </w:p>
+        </w:tc>
+      </w:tr>
+      <w:tr>
+        <w:trPr>
+          <w:cantSplit/>
+        </w:trPr>
+        <w:tc>
+          <w:tcPr>
+            <w:tcW w:type="dxa" w:w="1450"/>
+            <w:vAlign w:val="top"/>
+            <w:tcBorders>
+              <w:bottom w:val="single" w:sz="3" w:color="D8DEE3"/>
+            </w:tcBorders>
+          </w:tcPr>
+          <w:p>
+            <w:pPr>
+              <w:spacing w:after="0" w:line="240" w:lineRule="auto"/>
+            </w:pPr>
+            <w:r>
+              <w:rPr>
+                <w:rFonts w:ascii="Calibri" w:hAnsi="Calibri"/>
+                <w:b/>
+                <w:color w:val="1F5D8F"/>
+                <w:sz w:val="16"/>
+              </w:rPr>
+              <w:t>Dados abertos</w:t>
+            </w:r>
+          </w:p>
+        </w:tc>
+        <w:tc>
+          <w:tcPr>
+            <w:tcW w:type="dxa" w:w="1450"/>
+            <w:vAlign w:val="top"/>
+            <w:tcBorders>
+              <w:bottom w:val="single" w:sz="3" w:color="D8DEE3"/>
+            </w:tcBorders>
+          </w:tcPr>
+          <w:p>
+            <w:pPr>
+              <w:spacing w:after="0" w:line="240" w:lineRule="auto"/>
+            </w:pPr>
+            <w:r>
+              <w:rPr>
+                <w:rFonts w:ascii="Calibri" w:hAnsi="Calibri"/>
+                <w:b w:val="0"/>
+                <w:color w:val="20262C"/>
+                <w:sz w:val="16"/>
+              </w:rPr>
+              <w:t>Parcial</w:t>
+            </w:r>
+          </w:p>
+        </w:tc>
+        <w:tc>
+          <w:tcPr>
+            <w:tcW w:type="dxa" w:w="3400"/>
+            <w:vAlign w:val="top"/>
+            <w:tcBorders>
+              <w:bottom w:val="single" w:sz="3" w:color="D8DEE3"/>
+            </w:tcBorders>
+          </w:tcPr>
+          <w:p>
+            <w:pPr>
+              <w:spacing w:after="0" w:line="240" w:lineRule="auto"/>
+            </w:pPr>
+            <w:r>
+              <w:rPr>
+                <w:rFonts w:ascii="Calibri" w:hAnsi="Calibri"/>
+                <w:b w:val="0"/>
+                <w:color w:val="20262C"/>
+                <w:sz w:val="16"/>
+              </w:rPr>
+              <w:t>Catálogo em JSON existe, mas declara excluir sistemas externos; bases de 2026 de contas, obras, contratos e Carta retornaram sem registros.</w:t>
+            </w:r>
+          </w:p>
+        </w:tc>
+        <w:tc>
+          <w:tcPr>
+            <w:tcW w:type="dxa" w:w="3338"/>
+            <w:vAlign w:val="top"/>
+            <w:tcBorders>
+              <w:bottom w:val="single" w:sz="3" w:color="D8DEE3"/>
+            </w:tcBorders>
+          </w:tcPr>
+          <w:p>
+            <w:pPr>
+              <w:spacing w:after="0" w:line="240" w:lineRule="auto"/>
+            </w:pPr>
+            <w:r>
+              <w:rPr>
+                <w:rFonts w:ascii="Calibri" w:hAnsi="Calibri"/>
+                <w:b w:val="0"/>
+                <w:color w:val="20262C"/>
+                <w:sz w:val="16"/>
+              </w:rPr>
+              <w:t>Criar catálogo unificado e carregar dados ou justificar tecnicamente cada declaração negativa.</w:t>
+            </w:r>
+          </w:p>
+        </w:tc>
+      </w:tr>
+      <w:tr>
+        <w:trPr>
+          <w:cantSplit/>
+        </w:trPr>
+        <w:tc>
+          <w:tcPr>
+            <w:tcW w:type="dxa" w:w="1450"/>
+            <w:vAlign w:val="top"/>
+            <w:shd w:fill="F2F4F7"/>
+            <w:tcBorders>
+              <w:bottom w:val="single" w:sz="3" w:color="D8DEE3"/>
+            </w:tcBorders>
+          </w:tcPr>
+          <w:p>
+            <w:pPr>
+              <w:spacing w:after="0" w:line="240" w:lineRule="auto"/>
+            </w:pPr>
+            <w:r>
+              <w:rPr>
+                <w:rFonts w:ascii="Calibri" w:hAnsi="Calibri"/>
+                <w:b/>
+                <w:color w:val="1F5D8F"/>
+                <w:sz w:val="16"/>
+              </w:rPr>
+              <w:t>Contratos</w:t>
+            </w:r>
+          </w:p>
+        </w:tc>
+        <w:tc>
+          <w:tcPr>
+            <w:tcW w:type="dxa" w:w="1450"/>
+            <w:vAlign w:val="top"/>
+            <w:shd w:fill="F2F4F7"/>
+            <w:tcBorders>
+              <w:bottom w:val="single" w:sz="3" w:color="D8DEE3"/>
+            </w:tcBorders>
+          </w:tcPr>
+          <w:p>
+            <w:pPr>
+              <w:spacing w:after="0" w:line="240" w:lineRule="auto"/>
+            </w:pPr>
+            <w:r>
+              <w:rPr>
+                <w:rFonts w:ascii="Calibri" w:hAnsi="Calibri"/>
+                <w:b w:val="0"/>
+                <w:color w:val="20262C"/>
+                <w:sz w:val="16"/>
+              </w:rPr>
+              <w:t>Falha confirmada</w:t>
+            </w:r>
+          </w:p>
+        </w:tc>
+        <w:tc>
+          <w:tcPr>
+            <w:tcW w:type="dxa" w:w="3400"/>
+            <w:vAlign w:val="top"/>
+            <w:shd w:fill="F2F4F7"/>
+            <w:tcBorders>
+              <w:bottom w:val="single" w:sz="3" w:color="D8DEE3"/>
+            </w:tcBorders>
+          </w:tcPr>
+          <w:p>
+            <w:pPr>
+              <w:spacing w:after="0" w:line="240" w:lineRule="auto"/>
+            </w:pPr>
+            <w:r>
+              <w:rPr>
+                <w:rFonts w:ascii="Calibri" w:hAnsi="Calibri"/>
+                <w:b w:val="0"/>
+                <w:color w:val="20262C"/>
+                <w:sz w:val="16"/>
+              </w:rPr>
+              <w:t>A página pública, atualizada em 27/07/2026, exibiu “0 — Nenhum registro foi encontrado”; a API de 2026 também retornou vazia.</w:t>
+            </w:r>
+          </w:p>
+        </w:tc>
+        <w:tc>
+          <w:tcPr>
+            <w:tcW w:type="dxa" w:w="3338"/>
+            <w:vAlign w:val="top"/>
+            <w:shd w:fill="F2F4F7"/>
+            <w:tcBorders>
+              <w:bottom w:val="single" w:sz="3" w:color="D8DEE3"/>
+            </w:tcBorders>
+          </w:tcPr>
+          <w:p>
+            <w:pPr>
+              <w:spacing w:after="0" w:line="240" w:lineRule="auto"/>
+            </w:pPr>
+            <w:r>
+              <w:rPr>
+                <w:rFonts w:ascii="Calibri" w:hAnsi="Calibri"/>
+                <w:b w:val="0"/>
+                <w:color w:val="20262C"/>
+                <w:sz w:val="16"/>
+              </w:rPr>
+              <w:t>Publicar contratos e aditivos com objeto, contratado, valor, vigência, fiscais, execução e dados abertos.</w:t>
+            </w:r>
+          </w:p>
+        </w:tc>
+      </w:tr>
+      <w:tr>
+        <w:trPr>
+          <w:cantSplit/>
+        </w:trPr>
+        <w:tc>
+          <w:tcPr>
+            <w:tcW w:type="dxa" w:w="1450"/>
+            <w:vAlign w:val="top"/>
+            <w:tcBorders>
+              <w:bottom w:val="single" w:sz="3" w:color="D8DEE3"/>
+            </w:tcBorders>
+          </w:tcPr>
+          <w:p>
+            <w:pPr>
+              <w:spacing w:after="0" w:line="240" w:lineRule="auto"/>
+            </w:pPr>
+            <w:r>
+              <w:rPr>
+                <w:rFonts w:ascii="Calibri" w:hAnsi="Calibri"/>
+                <w:b/>
+                <w:color w:val="1F5D8F"/>
+                <w:sz w:val="16"/>
+              </w:rPr>
+              <w:t>Carta de Serviços</w:t>
+            </w:r>
+          </w:p>
+        </w:tc>
+        <w:tc>
+          <w:tcPr>
+            <w:tcW w:type="dxa" w:w="1450"/>
+            <w:vAlign w:val="top"/>
+            <w:tcBorders>
+              <w:bottom w:val="single" w:sz="3" w:color="D8DEE3"/>
+            </w:tcBorders>
+          </w:tcPr>
+          <w:p>
+            <w:pPr>
+              <w:spacing w:after="0" w:line="240" w:lineRule="auto"/>
+            </w:pPr>
+            <w:r>
+              <w:rPr>
+                <w:rFonts w:ascii="Calibri" w:hAnsi="Calibri"/>
+                <w:b w:val="0"/>
+                <w:color w:val="20262C"/>
+                <w:sz w:val="16"/>
+              </w:rPr>
+              <w:t>Falha confirmada</w:t>
+            </w:r>
+          </w:p>
+        </w:tc>
+        <w:tc>
+          <w:tcPr>
+            <w:tcW w:type="dxa" w:w="3400"/>
+            <w:vAlign w:val="top"/>
+            <w:tcBorders>
+              <w:bottom w:val="single" w:sz="3" w:color="D8DEE3"/>
+            </w:tcBorders>
+          </w:tcPr>
+          <w:p>
+            <w:pPr>
+              <w:spacing w:after="0" w:line="240" w:lineRule="auto"/>
+            </w:pPr>
+            <w:r>
+              <w:rPr>
+                <w:rFonts w:ascii="Calibri" w:hAnsi="Calibri"/>
+                <w:b w:val="0"/>
+                <w:color w:val="20262C"/>
+                <w:sz w:val="16"/>
+              </w:rPr>
+              <w:t>A consulta pública exibiu “Nenhum serviço encontrado”; a base JSON de 2026 também não apresentou registros.</w:t>
+            </w:r>
+          </w:p>
+        </w:tc>
+        <w:tc>
+          <w:tcPr>
+            <w:tcW w:type="dxa" w:w="3338"/>
+            <w:vAlign w:val="top"/>
+            <w:tcBorders>
+              <w:bottom w:val="single" w:sz="3" w:color="D8DEE3"/>
+            </w:tcBorders>
+          </w:tcPr>
+          <w:p>
+            <w:pPr>
+              <w:spacing w:after="0" w:line="240" w:lineRule="auto"/>
+            </w:pPr>
+            <w:r>
+              <w:rPr>
+                <w:rFonts w:ascii="Calibri" w:hAnsi="Calibri"/>
+                <w:b w:val="0"/>
+                <w:color w:val="20262C"/>
+                <w:sz w:val="16"/>
+              </w:rPr>
+              <w:t>Cadastrar todos os serviços conforme a Lei nº 13.460/2017, com requisitos, etapas, prazo, canal e avaliação.</w:t>
+            </w:r>
+          </w:p>
+        </w:tc>
+      </w:tr>
+      <w:tr>
+        <w:trPr>
+          <w:cantSplit/>
+        </w:trPr>
+        <w:tc>
+          <w:tcPr>
+            <w:tcW w:type="dxa" w:w="1450"/>
+            <w:vAlign w:val="top"/>
+            <w:shd w:fill="F2F4F7"/>
+            <w:tcBorders>
+              <w:bottom w:val="single" w:sz="3" w:color="D8DEE3"/>
+            </w:tcBorders>
+          </w:tcPr>
+          <w:p>
+            <w:pPr>
+              <w:spacing w:after="0" w:line="240" w:lineRule="auto"/>
+            </w:pPr>
+            <w:r>
+              <w:rPr>
+                <w:rFonts w:ascii="Calibri" w:hAnsi="Calibri"/>
+                <w:b/>
+                <w:color w:val="1F5D8F"/>
+                <w:sz w:val="16"/>
+              </w:rPr>
+              <w:t>SIC/e-SIC</w:t>
+            </w:r>
+          </w:p>
+        </w:tc>
+        <w:tc>
+          <w:tcPr>
+            <w:tcW w:type="dxa" w:w="1450"/>
+            <w:vAlign w:val="top"/>
+            <w:shd w:fill="F2F4F7"/>
+            <w:tcBorders>
+              <w:bottom w:val="single" w:sz="3" w:color="D8DEE3"/>
+            </w:tcBorders>
+          </w:tcPr>
+          <w:p>
+            <w:pPr>
+              <w:spacing w:after="0" w:line="240" w:lineRule="auto"/>
+            </w:pPr>
+            <w:r>
+              <w:rPr>
+                <w:rFonts w:ascii="Calibri" w:hAnsi="Calibri"/>
+                <w:b w:val="0"/>
+                <w:color w:val="20262C"/>
+                <w:sz w:val="16"/>
+              </w:rPr>
+              <w:t>Falha confirmada</w:t>
+            </w:r>
+          </w:p>
+        </w:tc>
+        <w:tc>
+          <w:tcPr>
+            <w:tcW w:type="dxa" w:w="3400"/>
+            <w:vAlign w:val="top"/>
+            <w:shd w:fill="F2F4F7"/>
+            <w:tcBorders>
+              <w:bottom w:val="single" w:sz="3" w:color="D8DEE3"/>
+            </w:tcBorders>
+          </w:tcPr>
+          <w:p>
+            <w:pPr>
+              <w:spacing w:after="0" w:line="240" w:lineRule="auto"/>
+            </w:pPr>
+            <w:r>
+              <w:rPr>
+                <w:rFonts w:ascii="Calibri" w:hAnsi="Calibri"/>
+                <w:b w:val="0"/>
+                <w:color w:val="20262C"/>
+                <w:sz w:val="16"/>
+              </w:rPr>
+              <w:t>O link oficial encaminhou a uma tela de “Acesso negado”; a base estatística de 2026 informou zero solicitantes e zero pedidos.</w:t>
+            </w:r>
+          </w:p>
+        </w:tc>
+        <w:tc>
+          <w:tcPr>
+            <w:tcW w:type="dxa" w:w="3338"/>
+            <w:vAlign w:val="top"/>
+            <w:shd w:fill="F2F4F7"/>
+            <w:tcBorders>
+              <w:bottom w:val="single" w:sz="3" w:color="D8DEE3"/>
+            </w:tcBorders>
+          </w:tcPr>
+          <w:p>
+            <w:pPr>
+              <w:spacing w:after="0" w:line="240" w:lineRule="auto"/>
+            </w:pPr>
+            <w:r>
+              <w:rPr>
+                <w:rFonts w:ascii="Calibri" w:hAnsi="Calibri"/>
+                <w:b w:val="0"/>
+                <w:color w:val="20262C"/>
+                <w:sz w:val="16"/>
+              </w:rPr>
+              <w:t>Restabelecer acesso anônimo ao canal, testar protocolo/recurso e publicar estatísticas coerentes e atualizadas.</w:t>
+            </w:r>
+          </w:p>
+        </w:tc>
+      </w:tr>
+      <w:tr>
+        <w:trPr>
+          <w:cantSplit/>
+        </w:trPr>
+        <w:tc>
+          <w:tcPr>
+            <w:tcW w:type="dxa" w:w="1450"/>
+            <w:vAlign w:val="top"/>
+            <w:tcBorders>
+              <w:bottom w:val="single" w:sz="3" w:color="D8DEE3"/>
+            </w:tcBorders>
+          </w:tcPr>
+          <w:p>
+            <w:pPr>
+              <w:spacing w:after="0" w:line="240" w:lineRule="auto"/>
+            </w:pPr>
+            <w:r>
+              <w:rPr>
+                <w:rFonts w:ascii="Calibri" w:hAnsi="Calibri"/>
+                <w:b/>
+                <w:color w:val="1F5D8F"/>
+                <w:sz w:val="16"/>
+              </w:rPr>
+              <w:t>Ouvidoria</w:t>
+            </w:r>
+          </w:p>
+        </w:tc>
+        <w:tc>
+          <w:tcPr>
+            <w:tcW w:type="dxa" w:w="1450"/>
+            <w:vAlign w:val="top"/>
+            <w:tcBorders>
+              <w:bottom w:val="single" w:sz="3" w:color="D8DEE3"/>
+            </w:tcBorders>
+          </w:tcPr>
+          <w:p>
+            <w:pPr>
+              <w:spacing w:after="0" w:line="240" w:lineRule="auto"/>
+            </w:pPr>
+            <w:r>
+              <w:rPr>
+                <w:rFonts w:ascii="Calibri" w:hAnsi="Calibri"/>
+                <w:b w:val="0"/>
+                <w:color w:val="20262C"/>
+                <w:sz w:val="16"/>
+              </w:rPr>
+              <w:t>Positivo com ajuste</w:t>
+            </w:r>
+          </w:p>
+        </w:tc>
+        <w:tc>
+          <w:tcPr>
+            <w:tcW w:type="dxa" w:w="3400"/>
+            <w:vAlign w:val="top"/>
+            <w:tcBorders>
+              <w:bottom w:val="single" w:sz="3" w:color="D8DEE3"/>
+            </w:tcBorders>
+          </w:tcPr>
+          <w:p>
+            <w:pPr>
+              <w:spacing w:after="0" w:line="240" w:lineRule="auto"/>
+            </w:pPr>
+            <w:r>
+              <w:rPr>
+                <w:rFonts w:ascii="Calibri" w:hAnsi="Calibri"/>
+                <w:b w:val="0"/>
+                <w:color w:val="20262C"/>
+                <w:sz w:val="16"/>
+              </w:rPr>
+              <w:t>Canal informa responsável, endereço, telefone, e-mail, prazo de 30 dias, consulta de protocolo e relatórios exportáveis.</w:t>
+            </w:r>
+          </w:p>
+        </w:tc>
+        <w:tc>
+          <w:tcPr>
+            <w:tcW w:type="dxa" w:w="3338"/>
+            <w:vAlign w:val="top"/>
+            <w:tcBorders>
+              <w:bottom w:val="single" w:sz="3" w:color="D8DEE3"/>
+            </w:tcBorders>
+          </w:tcPr>
+          <w:p>
+            <w:pPr>
+              <w:spacing w:after="0" w:line="240" w:lineRule="auto"/>
+            </w:pPr>
+            <w:r>
+              <w:rPr>
+                <w:rFonts w:ascii="Calibri" w:hAnsi="Calibri"/>
+                <w:b w:val="0"/>
+                <w:color w:val="20262C"/>
+                <w:sz w:val="16"/>
+              </w:rPr>
+              <w:t>Reconciliar totais e estados do relatório, explicar métricas e revisar cadastros duplicados ou marcados “não usar”.</w:t>
+            </w:r>
+          </w:p>
+        </w:tc>
+      </w:tr>
+      <w:tr>
+        <w:trPr>
+          <w:cantSplit/>
+        </w:trPr>
+        <w:tc>
+          <w:tcPr>
+            <w:tcW w:type="dxa" w:w="1450"/>
+            <w:vAlign w:val="top"/>
+            <w:shd w:fill="F2F4F7"/>
+            <w:tcBorders>
+              <w:bottom w:val="single" w:sz="3" w:color="D8DEE3"/>
+            </w:tcBorders>
+          </w:tcPr>
+          <w:p>
+            <w:pPr>
+              <w:spacing w:after="0" w:line="240" w:lineRule="auto"/>
+            </w:pPr>
+            <w:r>
+              <w:rPr>
+                <w:rFonts w:ascii="Calibri" w:hAnsi="Calibri"/>
+                <w:b/>
+                <w:color w:val="1F5D8F"/>
+                <w:sz w:val="16"/>
+              </w:rPr>
+              <w:t>PPA, LDO e LOA</w:t>
+            </w:r>
+          </w:p>
+        </w:tc>
+        <w:tc>
+          <w:tcPr>
+            <w:tcW w:type="dxa" w:w="1450"/>
+            <w:vAlign w:val="top"/>
+            <w:shd w:fill="F2F4F7"/>
+            <w:tcBorders>
+              <w:bottom w:val="single" w:sz="3" w:color="D8DEE3"/>
+            </w:tcBorders>
+          </w:tcPr>
+          <w:p>
+            <w:pPr>
+              <w:spacing w:after="0" w:line="240" w:lineRule="auto"/>
+            </w:pPr>
+            <w:r>
+              <w:rPr>
+                <w:rFonts w:ascii="Calibri" w:hAnsi="Calibri"/>
+                <w:b w:val="0"/>
+                <w:color w:val="20262C"/>
+                <w:sz w:val="16"/>
+              </w:rPr>
+              <w:t>Positivo com ajuste</w:t>
+            </w:r>
+          </w:p>
+        </w:tc>
+        <w:tc>
+          <w:tcPr>
+            <w:tcW w:type="dxa" w:w="3400"/>
+            <w:vAlign w:val="top"/>
+            <w:shd w:fill="F2F4F7"/>
+            <w:tcBorders>
+              <w:bottom w:val="single" w:sz="3" w:color="D8DEE3"/>
+            </w:tcBorders>
+          </w:tcPr>
+          <w:p>
+            <w:pPr>
+              <w:spacing w:after="0" w:line="240" w:lineRule="auto"/>
+            </w:pPr>
+            <w:r>
+              <w:rPr>
+                <w:rFonts w:ascii="Calibri" w:hAnsi="Calibri"/>
+                <w:b w:val="0"/>
+                <w:color w:val="20262C"/>
+                <w:sz w:val="16"/>
+              </w:rPr>
+              <w:t>Leis e anexos vigentes foram localizados no repositório legislativo oficial.</w:t>
+            </w:r>
+          </w:p>
+        </w:tc>
+        <w:tc>
+          <w:tcPr>
+            <w:tcW w:type="dxa" w:w="3338"/>
+            <w:vAlign w:val="top"/>
+            <w:shd w:fill="F2F4F7"/>
+            <w:tcBorders>
+              <w:bottom w:val="single" w:sz="3" w:color="D8DEE3"/>
+            </w:tcBorders>
+          </w:tcPr>
+          <w:p>
+            <w:pPr>
+              <w:spacing w:after="0" w:line="240" w:lineRule="auto"/>
+            </w:pPr>
+            <w:r>
+              <w:rPr>
+                <w:rFonts w:ascii="Calibri" w:hAnsi="Calibri"/>
+                <w:b w:val="0"/>
+                <w:color w:val="20262C"/>
+                <w:sz w:val="16"/>
+              </w:rPr>
+              <w:t>Criar página orçamentária única, por exercício, com versões, RREO, RGF, execução e audiências vinculadas.</w:t>
+            </w:r>
+          </w:p>
+        </w:tc>
+      </w:tr>
+      <w:tr>
+        <w:trPr>
+          <w:cantSplit/>
+        </w:trPr>
+        <w:tc>
+          <w:tcPr>
+            <w:tcW w:type="dxa" w:w="1450"/>
+            <w:vAlign w:val="top"/>
+            <w:tcBorders>
+              <w:bottom w:val="single" w:sz="3" w:color="D8DEE3"/>
+            </w:tcBorders>
+          </w:tcPr>
+          <w:p>
+            <w:pPr>
+              <w:spacing w:after="0" w:line="240" w:lineRule="auto"/>
+            </w:pPr>
+            <w:r>
+              <w:rPr>
+                <w:rFonts w:ascii="Calibri" w:hAnsi="Calibri"/>
+                <w:b/>
+                <w:color w:val="1F5D8F"/>
+                <w:sz w:val="16"/>
+              </w:rPr>
+              <w:t>Publicidade</w:t>
+            </w:r>
+          </w:p>
+        </w:tc>
+        <w:tc>
+          <w:tcPr>
+            <w:tcW w:type="dxa" w:w="1450"/>
+            <w:vAlign w:val="top"/>
+            <w:tcBorders>
+              <w:bottom w:val="single" w:sz="3" w:color="D8DEE3"/>
+            </w:tcBorders>
+          </w:tcPr>
+          <w:p>
+            <w:pPr>
+              <w:spacing w:after="0" w:line="240" w:lineRule="auto"/>
+            </w:pPr>
+            <w:r>
+              <w:rPr>
+                <w:rFonts w:ascii="Calibri" w:hAnsi="Calibri"/>
+                <w:b w:val="0"/>
+                <w:color w:val="20262C"/>
+                <w:sz w:val="16"/>
+              </w:rPr>
+              <w:t>Positivo com ajuste</w:t>
+            </w:r>
+          </w:p>
+        </w:tc>
+        <w:tc>
+          <w:tcPr>
+            <w:tcW w:type="dxa" w:w="3400"/>
+            <w:vAlign w:val="top"/>
+            <w:tcBorders>
+              <w:bottom w:val="single" w:sz="3" w:color="D8DEE3"/>
+            </w:tcBorders>
+          </w:tcPr>
+          <w:p>
+            <w:pPr>
+              <w:spacing w:after="0" w:line="240" w:lineRule="auto"/>
+            </w:pPr>
+            <w:r>
+              <w:rPr>
+                <w:rFonts w:ascii="Calibri" w:hAnsi="Calibri"/>
+                <w:b w:val="0"/>
+                <w:color w:val="20262C"/>
+                <w:sz w:val="16"/>
+              </w:rPr>
+              <w:t>Existe portal externo específico, com veículos, fornecedores, investimentos e sessão pública.</w:t>
+            </w:r>
+          </w:p>
+        </w:tc>
+        <w:tc>
+          <w:tcPr>
+            <w:tcW w:type="dxa" w:w="3338"/>
+            <w:vAlign w:val="top"/>
+            <w:tcBorders>
+              <w:bottom w:val="single" w:sz="3" w:color="D8DEE3"/>
+            </w:tcBorders>
+          </w:tcPr>
+          <w:p>
+            <w:pPr>
+              <w:spacing w:after="0" w:line="240" w:lineRule="auto"/>
+            </w:pPr>
+            <w:r>
+              <w:rPr>
+                <w:rFonts w:ascii="Calibri" w:hAnsi="Calibri"/>
+                <w:b w:val="0"/>
+                <w:color w:val="20262C"/>
+                <w:sz w:val="16"/>
+              </w:rPr>
+              <w:t>Exibir campanha, objeto, peça, período, agência, veículo, fornecedor, empenho, liquidação e pagamento em trilha única.</w:t>
+            </w:r>
+          </w:p>
+        </w:tc>
+      </w:tr>
+      <w:tr>
+        <w:trPr>
+          <w:cantSplit/>
+        </w:trPr>
+        <w:tc>
+          <w:tcPr>
+            <w:tcW w:type="dxa" w:w="1450"/>
+            <w:vAlign w:val="top"/>
+            <w:shd w:fill="F2F4F7"/>
+            <w:tcBorders>
+              <w:bottom w:val="single" w:sz="3" w:color="D8DEE3"/>
+            </w:tcBorders>
+          </w:tcPr>
+          <w:p>
+            <w:pPr>
+              <w:spacing w:after="0" w:line="240" w:lineRule="auto"/>
+            </w:pPr>
+            <w:r>
+              <w:rPr>
+                <w:rFonts w:ascii="Calibri" w:hAnsi="Calibri"/>
+                <w:b/>
+                <w:color w:val="1F5D8F"/>
+                <w:sz w:val="16"/>
+              </w:rPr>
+              <w:t>Saúde e educação</w:t>
+            </w:r>
+          </w:p>
+        </w:tc>
+        <w:tc>
+          <w:tcPr>
+            <w:tcW w:type="dxa" w:w="1450"/>
+            <w:vAlign w:val="top"/>
+            <w:shd w:fill="F2F4F7"/>
+            <w:tcBorders>
+              <w:bottom w:val="single" w:sz="3" w:color="D8DEE3"/>
+            </w:tcBorders>
+          </w:tcPr>
+          <w:p>
+            <w:pPr>
+              <w:spacing w:after="0" w:line="240" w:lineRule="auto"/>
+            </w:pPr>
+            <w:r>
+              <w:rPr>
+                <w:rFonts w:ascii="Calibri" w:hAnsi="Calibri"/>
+                <w:b w:val="0"/>
+                <w:color w:val="20262C"/>
+                <w:sz w:val="16"/>
+              </w:rPr>
+              <w:t>Parcial</w:t>
+            </w:r>
+          </w:p>
+        </w:tc>
+        <w:tc>
+          <w:tcPr>
+            <w:tcW w:type="dxa" w:w="3400"/>
+            <w:vAlign w:val="top"/>
+            <w:shd w:fill="F2F4F7"/>
+            <w:tcBorders>
+              <w:bottom w:val="single" w:sz="3" w:color="D8DEE3"/>
+            </w:tcBorders>
+          </w:tcPr>
+          <w:p>
+            <w:pPr>
+              <w:spacing w:after="0" w:line="240" w:lineRule="auto"/>
+            </w:pPr>
+            <w:r>
+              <w:rPr>
+                <w:rFonts w:ascii="Calibri" w:hAnsi="Calibri"/>
+                <w:b w:val="0"/>
+                <w:color w:val="20262C"/>
+                <w:sz w:val="16"/>
+              </w:rPr>
+              <w:t>Há atalhos e lista de contemplados da educação infantil para 2026, mas o conteúdo está distribuído em vários domínios e páginas.</w:t>
+            </w:r>
+          </w:p>
+        </w:tc>
+        <w:tc>
+          <w:tcPr>
+            <w:tcW w:type="dxa" w:w="3338"/>
+            <w:vAlign w:val="top"/>
+            <w:shd w:fill="F2F4F7"/>
+            <w:tcBorders>
+              <w:bottom w:val="single" w:sz="3" w:color="D8DEE3"/>
+            </w:tcBorders>
+          </w:tcPr>
+          <w:p>
+            <w:pPr>
+              <w:spacing w:after="0" w:line="240" w:lineRule="auto"/>
+            </w:pPr>
+            <w:r>
+              <w:rPr>
+                <w:rFonts w:ascii="Calibri" w:hAnsi="Calibri"/>
+                <w:b w:val="0"/>
+                <w:color w:val="20262C"/>
+                <w:sz w:val="16"/>
+              </w:rPr>
+              <w:t>Centralizar planos, metas, filas, critérios, estoques, conselhos, atualização e séries históricas.</w:t>
+            </w:r>
+          </w:p>
+        </w:tc>
+      </w:tr>
+    </w:tbl>
+    <w:tbl>
+      <w:tblPr>
+        <w:tblW w:type="dxa" w:w="9638"/>
+        <w:jc w:val="left"/>
+        <w:tblLayout w:type="fixed"/>
+        <w:tblLook w:firstColumn="1" w:firstRow="1" w:lastColumn="0" w:lastRow="0" w:noHBand="0" w:noVBand="1" w:val="04A0"/>
+        <w:tblInd w:w="120" w:type="dxa"/>
+      </w:tblPr>
+      <w:tblGrid>
+        <w:gridCol w:w="9638"/>
+      </w:tblGrid>
+      <w:tr>
+        <w:trPr>
+          <w:cantSplit/>
+        </w:trPr>
+        <w:tc>
+          <w:tcPr>
+            <w:tcW w:type="dxa" w:w="9638"/>
+            <w:tcMar>
+              <w:top w:w="80" w:type="dxa"/>
+              <w:start w:w="120" w:type="dxa"/>
+              <w:bottom w:w="80" w:type="dxa"/>
+              <w:end w:w="120" w:type="dxa"/>
+            </w:tcMar>
+            <w:shd w:fill="EAF5EF"/>
+            <w:tcBorders>
+              <w:left w:val="single" w:sz="18" w:color="297A5B"/>
+            </w:tcBorders>
+          </w:tcPr>
+          <w:p>
+            <w:pPr>
+              <w:spacing w:after="0"/>
+            </w:pPr>
+            <w:r>
+              <w:rPr>
+                <w:rFonts w:ascii="Calibri" w:hAnsi="Calibri"/>
+                <w:b/>
+                <w:color w:val="17324D"/>
+                <w:sz w:val="20"/>
+              </w:rPr>
+              <w:t xml:space="preserve">Leitura equilibrada. </w:t>
+            </w:r>
+            <w:r>
+              <w:rPr>
+                <w:rFonts w:ascii="Calibri" w:hAnsi="Calibri"/>
+                <w:color w:val="20262C"/>
+                <w:sz w:val="20"/>
+              </w:rPr>
+              <w:t>O portal possui ativos relevantes e atualizados. As falhas mais urgentes não decorrem da ausência de todo o ecossistema, mas da fragmentação entre plataformas e de páginas estruturantes que, no teste público, ficaram vazias ou inacessíveis. A correção deve preservar o que já funciona e integrar os conteúdos em uma experiência única.</w:t>
+            </w:r>
+          </w:p>
+        </w:tc>
+      </w:tr>
+    </w:tbl>
+    <w:p>
+      <w:pPr>
+        <w:spacing w:after="0" w:before="0"/>
+      </w:pPr>
+    </w:p>
+    <w:p>
+      <w:pPr>
+        <w:pStyle w:val="Heading1"/>
+      </w:pPr>
+      <w:r>
+        <w:t>3. Como os apontamentos foram classificados</w:t>
       </w:r>
     </w:p>
     <w:tbl>
@@ -1128,7 +3531,7 @@
         <w:pStyle w:val="Heading1"/>
       </w:pPr>
       <w:r>
-        <w:t>3. Apontamento das principais falhas e deficiências</w:t>
+        <w:t>4. Apontamento das principais falhas e deficiências</w:t>
       </w:r>
     </w:p>
     <w:tbl>
@@ -1578,7 +3981,7 @@
                 <w:color w:val="20262C"/>
                 <w:sz w:val="16"/>
               </w:rPr>
-              <w:t>Atraso relatado</w:t>
+              <w:t>Falha confirmada</w:t>
             </w:r>
           </w:p>
         </w:tc>
@@ -1601,7 +4004,7 @@
                 <w:color w:val="20262C"/>
                 <w:sz w:val="16"/>
               </w:rPr>
-              <w:t>Há entregas e publicações em atraso, sem inventário público consolidado.</w:t>
+              <w:t>Página de contratos e base aberta de 2026 retornaram sem registros.</w:t>
             </w:r>
           </w:p>
         </w:tc>
@@ -1624,7 +4027,7 @@
                 <w:color w:val="20262C"/>
                 <w:sz w:val="16"/>
               </w:rPr>
-              <w:t>Criar força-tarefa, listar o passivo por competência e publicar calendário.</w:t>
+              <w:t>Publicar contratos, aditivos, fiscais, execução e vínculos contábeis.</w:t>
             </w:r>
           </w:p>
         </w:tc>
@@ -1647,7 +4050,7 @@
                 <w:color w:val="20262C"/>
                 <w:sz w:val="16"/>
               </w:rPr>
-              <w:t>0-30 dias</w:t>
+              <w:t>0-15 dias</w:t>
             </w:r>
           </w:p>
         </w:tc>
@@ -1700,7 +4103,7 @@
                 <w:color w:val="20262C"/>
                 <w:sz w:val="16"/>
               </w:rPr>
-              <w:t>Deficiência observada</w:t>
+              <w:t>Falha confirmada</w:t>
             </w:r>
           </w:p>
         </w:tc>
@@ -1724,7 +4127,7 @@
                 <w:color w:val="20262C"/>
                 <w:sz w:val="16"/>
               </w:rPr>
-              <w:t>Conteúdo distribuído entre portal, dados abertos, Diário Oficial, sistemas, legislação e PNCP.</w:t>
+              <w:t>Carta de Serviços retornou sem serviços na página e na base aberta de 2026.</w:t>
             </w:r>
           </w:p>
         </w:tc>
@@ -1748,7 +4151,7 @@
                 <w:color w:val="20262C"/>
                 <w:sz w:val="16"/>
               </w:rPr>
-              <w:t>Criar página única por tema com links diretos, contexto, período e responsável.</w:t>
+              <w:t>Cadastrar serviços, requisitos, etapas, prazos, canais e avaliação.</w:t>
             </w:r>
           </w:p>
         </w:tc>
@@ -1772,7 +4175,7 @@
                 <w:color w:val="20262C"/>
                 <w:sz w:val="16"/>
               </w:rPr>
-              <w:t>0-30 dias</w:t>
+              <w:t>0-15 dias</w:t>
             </w:r>
           </w:p>
         </w:tc>
@@ -1823,7 +4226,7 @@
                 <w:color w:val="20262C"/>
                 <w:sz w:val="16"/>
               </w:rPr>
-              <w:t>Deficiência observada</w:t>
+              <w:t>Falha confirmada</w:t>
             </w:r>
           </w:p>
         </w:tc>
@@ -1846,7 +4249,7 @@
                 <w:color w:val="20262C"/>
                 <w:sz w:val="16"/>
               </w:rPr>
-              <w:t>Não há painel único de atualidade, cobertura histórica e responsável por base.</w:t>
+              <w:t>Link oficial do SIC apresentou acesso negado e estatísticas abertas de 2026 ficaram zeradas.</w:t>
             </w:r>
           </w:p>
         </w:tc>
@@ -1869,7 +4272,7 @@
                 <w:color w:val="20262C"/>
                 <w:sz w:val="16"/>
               </w:rPr>
-              <w:t>Exibir última atualização, competência, formato, setor e próxima carga.</w:t>
+              <w:t>Restabelecer o e-SIC e testar pedido, protocolo, recurso e relatório.</w:t>
             </w:r>
           </w:p>
         </w:tc>
@@ -1892,7 +4295,7 @@
                 <w:color w:val="20262C"/>
                 <w:sz w:val="16"/>
               </w:rPr>
-              <w:t>0-30 dias</w:t>
+              <w:t>0-7 dias</w:t>
             </w:r>
           </w:p>
         </w:tc>
@@ -1945,7 +4348,7 @@
                 <w:color w:val="20262C"/>
                 <w:sz w:val="16"/>
               </w:rPr>
-              <w:t>Item a validar</w:t>
+              <w:t>Deficiência observada</w:t>
             </w:r>
           </w:p>
         </w:tc>
@@ -1969,7 +4372,7 @@
                 <w:color w:val="20262C"/>
                 <w:sz w:val="16"/>
               </w:rPr>
-              <w:t>Não está disponível um espelho público PNTP critério a critério.</w:t>
+              <w:t>Catálogo aberto exclui sistemas externos e bases estruturantes de 2026 retornaram vazias.</w:t>
             </w:r>
           </w:p>
         </w:tc>
@@ -1993,7 +4396,7 @@
                 <w:color w:val="20262C"/>
                 <w:sz w:val="16"/>
               </w:rPr>
-              <w:t>Publicar matriz com status, URL, evidência, responsável e revisão.</w:t>
+              <w:t>Integrar catálogo, informar fonte, cobertura, periodicidade e declaração negativa.</w:t>
             </w:r>
           </w:p>
         </w:tc>
@@ -2017,7 +4420,7 @@
                 <w:color w:val="20262C"/>
                 <w:sz w:val="16"/>
               </w:rPr>
-              <w:t>0-30 dias</w:t>
+              <w:t>0-23 dias</w:t>
             </w:r>
           </w:p>
         </w:tc>
@@ -2068,7 +4471,7 @@
                 <w:color w:val="20262C"/>
                 <w:sz w:val="16"/>
               </w:rPr>
-              <w:t>Item a validar</w:t>
+              <w:t>Deficiência observada</w:t>
             </w:r>
           </w:p>
         </w:tc>
@@ -2091,7 +4494,7 @@
                 <w:color w:val="20262C"/>
                 <w:sz w:val="16"/>
               </w:rPr>
-              <w:t>PPA, LDO, LOA, RREO, RGF e anexos exigem centralização, versões e vínculos.</w:t>
+              <w:t>Conteúdo distribuído entre portal, Betha, Diário, legislação, PNCP e outros domínios.</w:t>
             </w:r>
           </w:p>
         </w:tc>
@@ -2114,7 +4517,7 @@
                 <w:color w:val="20262C"/>
                 <w:sz w:val="16"/>
               </w:rPr>
-              <w:t>Criar repositório orçamentário por ciclo, exercício e período.</w:t>
+              <w:t>Criar página única por tema com links diretos, contexto, período e responsável.</w:t>
             </w:r>
           </w:p>
         </w:tc>
@@ -2137,7 +4540,7 @@
                 <w:color w:val="20262C"/>
                 <w:sz w:val="16"/>
               </w:rPr>
-              <w:t>0-30 dias</w:t>
+              <w:t>0-23 dias</w:t>
             </w:r>
           </w:p>
         </w:tc>
@@ -2190,7 +4593,7 @@
                 <w:color w:val="20262C"/>
                 <w:sz w:val="16"/>
               </w:rPr>
-              <w:t>Item a validar</w:t>
+              <w:t>Deficiência observada</w:t>
             </w:r>
           </w:p>
         </w:tc>
@@ -2214,7 +4617,7 @@
                 <w:color w:val="20262C"/>
                 <w:sz w:val="16"/>
               </w:rPr>
-              <w:t>Saúde, educação, assistência, filas e medicamentos exigem atualização frequente e data clara.</w:t>
+              <w:t>Relatório da Ouvidoria apresenta totais/estados que exigem reconciliação e cadastros legados.</w:t>
             </w:r>
           </w:p>
         </w:tc>
@@ -2238,7 +4641,7 @@
                 <w:color w:val="20262C"/>
                 <w:sz w:val="16"/>
               </w:rPr>
-              <w:t>Definir carga, indicador de atualidade, histórico e proteção adequada.</w:t>
+              <w:t>Revisar regras de contagem, dicionário e categorias; publicar série coerente.</w:t>
             </w:r>
           </w:p>
         </w:tc>
@@ -2262,7 +4665,7 @@
                 <w:color w:val="20262C"/>
                 <w:sz w:val="16"/>
               </w:rPr>
-              <w:t>0-45 dias</w:t>
+              <w:t>0-23 dias</w:t>
             </w:r>
           </w:p>
         </w:tc>
@@ -2313,7 +4716,7 @@
                 <w:color w:val="20262C"/>
                 <w:sz w:val="16"/>
               </w:rPr>
-              <w:t>Item a validar</w:t>
+              <w:t>Deficiência observada</w:t>
             </w:r>
           </w:p>
         </w:tc>
@@ -2336,7 +4739,7 @@
                 <w:color w:val="20262C"/>
                 <w:sz w:val="16"/>
               </w:rPr>
-              <w:t>Renúncias e emendas precisam permitir rastrear fundamento, beneficiário, objeto e execução.</w:t>
+              <w:t>PPA, LDO e LOA existem, mas não estão reunidos com RREO, RGF, execução e audiências.</w:t>
             </w:r>
           </w:p>
         </w:tc>
@@ -2359,7 +4762,7 @@
                 <w:color w:val="20262C"/>
                 <w:sz w:val="16"/>
               </w:rPr>
-              <w:t>Publicar bases abertas e relacionar previsão, concessão e execução.</w:t>
+              <w:t>Criar repositório orçamentário único por exercício e período.</w:t>
             </w:r>
           </w:p>
         </w:tc>
@@ -2382,7 +4785,7 @@
                 <w:color w:val="20262C"/>
                 <w:sz w:val="16"/>
               </w:rPr>
-              <w:t>0-45 dias</w:t>
+              <w:t>0-23 dias</w:t>
             </w:r>
           </w:p>
         </w:tc>
@@ -2435,7 +4838,7 @@
                 <w:color w:val="20262C"/>
                 <w:sz w:val="16"/>
               </w:rPr>
-              <w:t>Deficiência de governança</w:t>
+              <w:t>Item a validar</w:t>
             </w:r>
           </w:p>
         </w:tc>
@@ -2459,7 +4862,7 @@
                 <w:color w:val="20262C"/>
                 <w:sz w:val="16"/>
               </w:rPr>
-              <w:t>Não está visível rotina pública única de responsáveis, prazos e testes.</w:t>
+              <w:t>Saúde, educação, assistência, filas e medicamentos estão dispersos e exigem rotina clara.</w:t>
             </w:r>
           </w:p>
         </w:tc>
@@ -2483,7 +4886,7 @@
                 <w:color w:val="20262C"/>
                 <w:sz w:val="16"/>
               </w:rPr>
-              <w:t>Instituir comitê, calendário, alertas, painel e revisão mensal.</w:t>
+              <w:t>Centralizar, datar, versionar e proteger dados pessoais.</w:t>
             </w:r>
           </w:p>
         </w:tc>
@@ -2507,7 +4910,252 @@
                 <w:color w:val="20262C"/>
                 <w:sz w:val="16"/>
               </w:rPr>
-              <w:t>0-10 dias</w:t>
+              <w:t>0-38 dias</w:t>
+            </w:r>
+          </w:p>
+        </w:tc>
+      </w:tr>
+      <w:tr>
+        <w:trPr>
+          <w:cantSplit/>
+        </w:trPr>
+        <w:tc>
+          <w:tcPr>
+            <w:tcW w:type="dxa" w:w="620"/>
+            <w:vAlign w:val="top"/>
+            <w:tcBorders>
+              <w:bottom w:val="single" w:sz="3" w:color="D8DEE3"/>
+            </w:tcBorders>
+          </w:tcPr>
+          <w:p>
+            <w:pPr>
+              <w:spacing w:after="0" w:line="240" w:lineRule="auto"/>
+            </w:pPr>
+            <w:r>
+              <w:rPr>
+                <w:rFonts w:ascii="Calibri" w:hAnsi="Calibri"/>
+                <w:b/>
+                <w:color w:val="1F5D8F"/>
+                <w:sz w:val="16"/>
+              </w:rPr>
+              <w:t>F-11</w:t>
+            </w:r>
+          </w:p>
+        </w:tc>
+        <w:tc>
+          <w:tcPr>
+            <w:tcW w:type="dxa" w:w="1500"/>
+            <w:vAlign w:val="top"/>
+            <w:tcBorders>
+              <w:bottom w:val="single" w:sz="3" w:color="D8DEE3"/>
+            </w:tcBorders>
+          </w:tcPr>
+          <w:p>
+            <w:pPr>
+              <w:spacing w:after="0" w:line="240" w:lineRule="auto"/>
+            </w:pPr>
+            <w:r>
+              <w:rPr>
+                <w:rFonts w:ascii="Calibri" w:hAnsi="Calibri"/>
+                <w:b w:val="0"/>
+                <w:color w:val="20262C"/>
+                <w:sz w:val="16"/>
+              </w:rPr>
+              <w:t>Item a validar</w:t>
+            </w:r>
+          </w:p>
+        </w:tc>
+        <w:tc>
+          <w:tcPr>
+            <w:tcW w:type="dxa" w:w="2580"/>
+            <w:vAlign w:val="top"/>
+            <w:tcBorders>
+              <w:bottom w:val="single" w:sz="3" w:color="D8DEE3"/>
+            </w:tcBorders>
+          </w:tcPr>
+          <w:p>
+            <w:pPr>
+              <w:spacing w:after="0" w:line="240" w:lineRule="auto"/>
+            </w:pPr>
+            <w:r>
+              <w:rPr>
+                <w:rFonts w:ascii="Calibri" w:hAnsi="Calibri"/>
+                <w:b w:val="0"/>
+                <w:color w:val="20262C"/>
+                <w:sz w:val="16"/>
+              </w:rPr>
+              <w:t>Renúncias e emendas precisam permitir rastrear fundamento, beneficiário, objeto e execução.</w:t>
+            </w:r>
+          </w:p>
+        </w:tc>
+        <w:tc>
+          <w:tcPr>
+            <w:tcW w:type="dxa" w:w="3938"/>
+            <w:vAlign w:val="top"/>
+            <w:tcBorders>
+              <w:bottom w:val="single" w:sz="3" w:color="D8DEE3"/>
+            </w:tcBorders>
+          </w:tcPr>
+          <w:p>
+            <w:pPr>
+              <w:spacing w:after="0" w:line="240" w:lineRule="auto"/>
+            </w:pPr>
+            <w:r>
+              <w:rPr>
+                <w:rFonts w:ascii="Calibri" w:hAnsi="Calibri"/>
+                <w:b w:val="0"/>
+                <w:color w:val="20262C"/>
+                <w:sz w:val="16"/>
+              </w:rPr>
+              <w:t>Publicar bases abertas e relacionar previsão, concessão e execução.</w:t>
+            </w:r>
+          </w:p>
+        </w:tc>
+        <w:tc>
+          <w:tcPr>
+            <w:tcW w:type="dxa" w:w="1000"/>
+            <w:vAlign w:val="top"/>
+            <w:tcBorders>
+              <w:bottom w:val="single" w:sz="3" w:color="D8DEE3"/>
+            </w:tcBorders>
+          </w:tcPr>
+          <w:p>
+            <w:pPr>
+              <w:spacing w:after="0" w:line="240" w:lineRule="auto"/>
+            </w:pPr>
+            <w:r>
+              <w:rPr>
+                <w:rFonts w:ascii="Calibri" w:hAnsi="Calibri"/>
+                <w:b w:val="0"/>
+                <w:color w:val="20262C"/>
+                <w:sz w:val="16"/>
+              </w:rPr>
+              <w:t>0-38 dias</w:t>
+            </w:r>
+          </w:p>
+        </w:tc>
+      </w:tr>
+      <w:tr>
+        <w:trPr>
+          <w:cantSplit/>
+        </w:trPr>
+        <w:tc>
+          <w:tcPr>
+            <w:tcW w:type="dxa" w:w="620"/>
+            <w:vAlign w:val="top"/>
+            <w:shd w:fill="F2F4F7"/>
+            <w:tcBorders>
+              <w:bottom w:val="single" w:sz="3" w:color="D8DEE3"/>
+            </w:tcBorders>
+          </w:tcPr>
+          <w:p>
+            <w:pPr>
+              <w:spacing w:after="0" w:line="240" w:lineRule="auto"/>
+            </w:pPr>
+            <w:r>
+              <w:rPr>
+                <w:rFonts w:ascii="Calibri" w:hAnsi="Calibri"/>
+                <w:b/>
+                <w:color w:val="1F5D8F"/>
+                <w:sz w:val="16"/>
+              </w:rPr>
+              <w:t>F-12</w:t>
+            </w:r>
+          </w:p>
+        </w:tc>
+        <w:tc>
+          <w:tcPr>
+            <w:tcW w:type="dxa" w:w="1500"/>
+            <w:vAlign w:val="top"/>
+            <w:shd w:fill="F2F4F7"/>
+            <w:tcBorders>
+              <w:bottom w:val="single" w:sz="3" w:color="D8DEE3"/>
+            </w:tcBorders>
+          </w:tcPr>
+          <w:p>
+            <w:pPr>
+              <w:spacing w:after="0" w:line="240" w:lineRule="auto"/>
+            </w:pPr>
+            <w:r>
+              <w:rPr>
+                <w:rFonts w:ascii="Calibri" w:hAnsi="Calibri"/>
+                <w:b w:val="0"/>
+                <w:color w:val="20262C"/>
+                <w:sz w:val="16"/>
+              </w:rPr>
+              <w:t>Deficiência de governança</w:t>
+            </w:r>
+          </w:p>
+        </w:tc>
+        <w:tc>
+          <w:tcPr>
+            <w:tcW w:type="dxa" w:w="2580"/>
+            <w:vAlign w:val="top"/>
+            <w:shd w:fill="F2F4F7"/>
+            <w:tcBorders>
+              <w:bottom w:val="single" w:sz="3" w:color="D8DEE3"/>
+            </w:tcBorders>
+          </w:tcPr>
+          <w:p>
+            <w:pPr>
+              <w:spacing w:after="0" w:line="240" w:lineRule="auto"/>
+            </w:pPr>
+            <w:r>
+              <w:rPr>
+                <w:rFonts w:ascii="Calibri" w:hAnsi="Calibri"/>
+                <w:b w:val="0"/>
+                <w:color w:val="20262C"/>
+                <w:sz w:val="16"/>
+              </w:rPr>
+              <w:t>Não está visível rotina pública única de responsáveis, prazos e testes.</w:t>
+            </w:r>
+          </w:p>
+        </w:tc>
+        <w:tc>
+          <w:tcPr>
+            <w:tcW w:type="dxa" w:w="3938"/>
+            <w:vAlign w:val="top"/>
+            <w:shd w:fill="F2F4F7"/>
+            <w:tcBorders>
+              <w:bottom w:val="single" w:sz="3" w:color="D8DEE3"/>
+            </w:tcBorders>
+          </w:tcPr>
+          <w:p>
+            <w:pPr>
+              <w:spacing w:after="0" w:line="240" w:lineRule="auto"/>
+            </w:pPr>
+            <w:r>
+              <w:rPr>
+                <w:rFonts w:ascii="Calibri" w:hAnsi="Calibri"/>
+                <w:b w:val="0"/>
+                <w:color w:val="20262C"/>
+                <w:sz w:val="16"/>
+              </w:rPr>
+              <w:t>Instituir comitê, calendário, alertas, painel e revisão mensal.</w:t>
+            </w:r>
+          </w:p>
+        </w:tc>
+        <w:tc>
+          <w:tcPr>
+            <w:tcW w:type="dxa" w:w="1000"/>
+            <w:vAlign w:val="top"/>
+            <w:shd w:fill="F2F4F7"/>
+            <w:tcBorders>
+              <w:bottom w:val="single" w:sz="3" w:color="D8DEE3"/>
+            </w:tcBorders>
+          </w:tcPr>
+          <w:p>
+            <w:pPr>
+              <w:spacing w:after="0" w:line="240" w:lineRule="auto"/>
+            </w:pPr>
+            <w:r>
+              <w:rPr>
+                <w:rFonts w:ascii="Calibri" w:hAnsi="Calibri"/>
+                <w:b w:val="0"/>
+                <w:color w:val="20262C"/>
+                <w:sz w:val="16"/>
+              </w:rPr>
+              <w:t>0-7 dias</w:t>
             </w:r>
           </w:p>
         </w:tc>
@@ -2577,7 +5225,7 @@
         <w:pStyle w:val="Heading1"/>
       </w:pPr>
       <w:r>
-        <w:t>4. Plano de regularização integral em 60 dias</w:t>
+        <w:t>5. Plano de melhoria integral em 45 dias</w:t>
       </w:r>
     </w:p>
     <w:tbl>
@@ -2731,7 +5379,7 @@
                 <w:color w:val="1F5D8F"/>
                 <w:sz w:val="17"/>
               </w:rPr>
-              <w:t>Dias 1-10</w:t>
+              <w:t>Dias 1-7</w:t>
             </w:r>
           </w:p>
         </w:tc>
@@ -2754,7 +5402,7 @@
                 <w:color w:val="20262C"/>
                 <w:sz w:val="17"/>
               </w:rPr>
-              <w:t>Governança e diagnóstico</w:t>
+              <w:t>Governança e urgências</w:t>
             </w:r>
           </w:p>
         </w:tc>
@@ -2777,7 +5425,7 @@
                 <w:color w:val="20262C"/>
                 <w:sz w:val="17"/>
               </w:rPr>
-              <w:t>Nomear ponto focal; reunir setores; validar 96 critérios; listar atrasos, links, documentos e dependências.</w:t>
+              <w:t>Nomear ponto focal; validar 96 critérios; restabelecer SIC; inventariar passivo e responsáveis.</w:t>
             </w:r>
           </w:p>
         </w:tc>
@@ -2800,7 +5448,7 @@
                 <w:color w:val="20262C"/>
                 <w:sz w:val="17"/>
               </w:rPr>
-              <w:t>100% classificados, com responsável e prazo.</w:t>
+              <w:t>Matriz completa e canais críticos funcionais.</w:t>
             </w:r>
           </w:p>
         </w:tc>
@@ -2829,7 +5477,7 @@
                 <w:color w:val="1F5D8F"/>
                 <w:sz w:val="17"/>
               </w:rPr>
-              <w:t>Dias 11-20</w:t>
+              <w:t>Dias 8-15</w:t>
             </w:r>
           </w:p>
         </w:tc>
@@ -2853,7 +5501,7 @@
                 <w:color w:val="20262C"/>
                 <w:sz w:val="17"/>
               </w:rPr>
-              <w:t>Essenciais e fiscal</w:t>
+              <w:t>Contratos e serviços</w:t>
             </w:r>
           </w:p>
         </w:tc>
@@ -2877,7 +5525,7 @@
                 <w:color w:val="20262C"/>
                 <w:sz w:val="17"/>
               </w:rPr>
-              <w:t>Corrigir essenciais; completar receita, despesa, dívida ativa, RREO, RGF, PPA, LDO, LOA e contas.</w:t>
+              <w:t>Carregar contratos/aditivos e cadastrar a Carta de Serviços; corrigir links e declarações negativas.</w:t>
             </w:r>
           </w:p>
         </w:tc>
@@ -2901,7 +5549,7 @@
                 <w:color w:val="20262C"/>
                 <w:sz w:val="17"/>
               </w:rPr>
-              <w:t>100% dos essenciais com evidência testada.</w:t>
+              <w:t>Páginas estruturantes com dados verificáveis.</w:t>
             </w:r>
           </w:p>
         </w:tc>
@@ -2929,7 +5577,7 @@
                 <w:color w:val="1F5D8F"/>
                 <w:sz w:val="17"/>
               </w:rPr>
-              <w:t>Dias 21-30</w:t>
+              <w:t>Dias 16-23</w:t>
             </w:r>
           </w:p>
         </w:tc>
@@ -2952,7 +5600,7 @@
                 <w:color w:val="20262C"/>
                 <w:sz w:val="17"/>
               </w:rPr>
-              <w:t>Passivo de publicações</w:t>
+              <w:t>Fiscal e integração</w:t>
             </w:r>
           </w:p>
         </w:tc>
@@ -2975,7 +5623,7 @@
                 <w:color w:val="20262C"/>
                 <w:sz w:val="17"/>
               </w:rPr>
-              <w:t>Regularizar documentos vencidos de pessoal, diárias, compras, contratos, obras, convênios e prestação de contas.</w:t>
+              <w:t>Integrar receita, despesa, dívida, RREO, RGF, PPA, LDO, LOA, obras, PNCP e dados abertos.</w:t>
             </w:r>
           </w:p>
         </w:tc>
@@ -2998,7 +5646,7 @@
                 <w:color w:val="20262C"/>
                 <w:sz w:val="17"/>
               </w:rPr>
-              <w:t>Passivo integralmente publicado e datado.</w:t>
+              <w:t>Trilhas completas e bases exportáveis.</w:t>
             </w:r>
           </w:p>
         </w:tc>
@@ -3027,7 +5675,7 @@
                 <w:color w:val="1F5D8F"/>
                 <w:sz w:val="17"/>
               </w:rPr>
-              <w:t>Dias 31-40</w:t>
+              <w:t>Dias 24-31</w:t>
             </w:r>
           </w:p>
         </w:tc>
@@ -3051,7 +5699,7 @@
                 <w:color w:val="20262C"/>
                 <w:sz w:val="17"/>
               </w:rPr>
-              <w:t>Dados e atendimento</w:t>
+              <w:t>Pessoal e transferências</w:t>
             </w:r>
           </w:p>
         </w:tc>
@@ -3075,7 +5723,7 @@
                 <w:color w:val="20262C"/>
                 <w:sz w:val="17"/>
               </w:rPr>
-              <w:t>Implantar busca, filtros, exportação, metadados, SIC, Ouvidoria, Carta de Serviços, LGPD e acessibilidade.</w:t>
+              <w:t>Regularizar pessoal, diárias, concursos, convênios, transferências, prestação e publicidade.</w:t>
             </w:r>
           </w:p>
         </w:tc>
@@ -3099,7 +5747,7 @@
                 <w:color w:val="20262C"/>
                 <w:sz w:val="17"/>
               </w:rPr>
-              <w:t>Bases abertas, pesquisáveis e acessíveis.</w:t>
+              <w:t>Passivo publicado, datado e relacionado.</w:t>
             </w:r>
           </w:p>
         </w:tc>
@@ -3127,7 +5775,7 @@
                 <w:color w:val="1F5D8F"/>
                 <w:sz w:val="17"/>
               </w:rPr>
-              <w:t>Dias 41-50</w:t>
+              <w:t>Dias 32-38</w:t>
             </w:r>
           </w:p>
         </w:tc>
@@ -3150,7 +5798,7 @@
                 <w:color w:val="20262C"/>
                 <w:sz w:val="17"/>
               </w:rPr>
-              <w:t>Políticas finalísticas</w:t>
+              <w:t>Áreas finalísticas</w:t>
             </w:r>
           </w:p>
         </w:tc>
@@ -3225,7 +5873,7 @@
                 <w:color w:val="1F5D8F"/>
                 <w:sz w:val="17"/>
               </w:rPr>
-              <w:t>Dias 51-60</w:t>
+              <w:t>Dias 39-45</w:t>
             </w:r>
           </w:p>
         </w:tc>
@@ -3273,7 +5921,7 @@
                 <w:color w:val="20262C"/>
                 <w:sz w:val="17"/>
               </w:rPr>
-              <w:t>Testar 96 critérios, corrigir remanescentes e publicar matriz final, evidências, histórico e relatório.</w:t>
+              <w:t>Testar 96 critérios, acessibilidade, busca, exportações e publicar matriz final com evidências.</w:t>
             </w:r>
           </w:p>
         </w:tc>
@@ -3297,7 +5945,7 @@
                 <w:color w:val="20262C"/>
                 <w:sz w:val="17"/>
               </w:rPr>
-              <w:t>Nenhuma pendência aplicável aberta.</w:t>
+              <w:t>Nenhuma pendência aplicável sem tratamento.</w:t>
             </w:r>
           </w:p>
         </w:tc>
@@ -3325,7 +5973,7 @@
                 <w:color w:val="1F5D8F"/>
                 <w:sz w:val="17"/>
               </w:rPr>
-              <w:t>Após o dia 60</w:t>
+              <w:t>Após o dia 45</w:t>
             </w:r>
           </w:p>
         </w:tc>
@@ -3371,7 +6019,7 @@
                 <w:color w:val="20262C"/>
                 <w:sz w:val="17"/>
               </w:rPr>
-              <w:t>Revisão mensal, alertas de prazo, testes trimestrais e registro público de regressões.</w:t>
+              <w:t>Revisão mensal, alertas, testes trimestrais e registro público de regressões.</w:t>
             </w:r>
           </w:p>
         </w:tc>
@@ -3394,7 +6042,7 @@
                 <w:color w:val="20262C"/>
                 <w:sz w:val="17"/>
               </w:rPr>
-              <w:t>Impedir novos atrasos.</w:t>
+              <w:t>Evitar novos atrasos.</w:t>
             </w:r>
           </w:p>
         </w:tc>
@@ -3448,7 +6096,7 @@
                 <w:color w:val="20262C"/>
                 <w:sz w:val="20"/>
               </w:rPr>
-              <w:t>Uma ação somente será concluída com publicação acessível, URL direta, conteúdo integral, data de atualização, responsável e teste registrado. Dependência de fornecedor deverá ter solução alternativa e não poderá manter informação indisponível após o 60º dia.</w:t>
+              <w:t>Uma ação somente será concluída com publicação acessível, URL direta, conteúdo integral, data de atualização, responsável e teste registrado. Dependência de fornecedor deverá ter solução alternativa e não poderá manter informação indisponível após o 45º dia.</w:t>
             </w:r>
           </w:p>
         </w:tc>
@@ -3464,7 +6112,7 @@
         <w:pStyle w:val="Heading1"/>
       </w:pPr>
       <w:r>
-        <w:t>5. Pacotes de melhoria por área</w:t>
+        <w:t>6. Pacotes de melhoria por área</w:t>
       </w:r>
     </w:p>
     <w:tbl>
@@ -4169,7 +6817,7 @@
         <w:pStyle w:val="Heading1"/>
       </w:pPr>
       <w:r>
-        <w:t>6. Padrão mínimo para cada publicação</w:t>
+        <w:t>7. Padrão mínimo para cada publicação</w:t>
       </w:r>
     </w:p>
     <w:tbl>
@@ -4770,7 +7418,7 @@
         <w:pStyle w:val="Heading1"/>
       </w:pPr>
       <w:r>
-        <w:t>7. Prazos e periodicidades prioritários</w:t>
+        <w:t>8. Prazos e periodicidades prioritários</w:t>
       </w:r>
     </w:p>
     <w:tbl>
@@ -5122,7 +7770,7 @@
                 <w:color w:val="1F5D8F"/>
                 <w:sz w:val="17"/>
               </w:rPr>
-              <w:t>RREO</w:t>
+              <w:t>Carta de Serviços</w:t>
             </w:r>
           </w:p>
         </w:tc>
@@ -5146,7 +7794,7 @@
                 <w:color w:val="20262C"/>
                 <w:sz w:val="17"/>
               </w:rPr>
-              <w:t>Até 30 dias após cada bimestre.</w:t>
+              <w:t>Publicação permanente e atualização periódica; padrão de qualidade e prazo de cada serviço.</w:t>
             </w:r>
           </w:p>
         </w:tc>
@@ -5170,7 +7818,7 @@
                 <w:color w:val="20262C"/>
                 <w:sz w:val="17"/>
               </w:rPr>
-              <w:t>LRF, arts. 52 e 53.</w:t>
+              <w:t>Lei nº 13.460/2017, arts. 7º e 23.</w:t>
             </w:r>
           </w:p>
         </w:tc>
@@ -5198,7 +7846,7 @@
                 <w:color w:val="1F5D8F"/>
                 <w:sz w:val="17"/>
               </w:rPr>
-              <w:t>RGF</w:t>
+              <w:t>RREO</w:t>
             </w:r>
           </w:p>
         </w:tc>
@@ -5221,7 +7869,7 @@
                 <w:color w:val="20262C"/>
                 <w:sz w:val="17"/>
               </w:rPr>
-              <w:t>Até 30 dias após cada quadrimestre.</w:t>
+              <w:t>Até 30 dias após cada bimestre.</w:t>
             </w:r>
           </w:p>
         </w:tc>
@@ -5244,7 +7892,7 @@
                 <w:color w:val="20262C"/>
                 <w:sz w:val="17"/>
               </w:rPr>
-              <w:t>LRF, arts. 54 e 55.</w:t>
+              <w:t>LRF, arts. 52 e 53.</w:t>
             </w:r>
           </w:p>
         </w:tc>
@@ -5273,7 +7921,7 @@
                 <w:color w:val="1F5D8F"/>
                 <w:sz w:val="17"/>
               </w:rPr>
-              <w:t>Metas fiscais</w:t>
+              <w:t>RGF</w:t>
             </w:r>
           </w:p>
         </w:tc>
@@ -5297,7 +7945,7 @@
                 <w:color w:val="20262C"/>
                 <w:sz w:val="17"/>
               </w:rPr>
-              <w:t>Audiências até o fim de fevereiro, maio e setembro.</w:t>
+              <w:t>Até 30 dias após cada quadrimestre.</w:t>
             </w:r>
           </w:p>
         </w:tc>
@@ -5321,7 +7969,7 @@
                 <w:color w:val="20262C"/>
                 <w:sz w:val="17"/>
               </w:rPr>
-              <w:t>LRF, art. 9º, §4º.</w:t>
+              <w:t>LRF, arts. 54 e 55.</w:t>
             </w:r>
           </w:p>
         </w:tc>
@@ -5349,7 +7997,7 @@
                 <w:color w:val="1F5D8F"/>
                 <w:sz w:val="17"/>
               </w:rPr>
-              <w:t>Programação financeira</w:t>
+              <w:t>Metas fiscais</w:t>
             </w:r>
           </w:p>
         </w:tc>
@@ -5372,7 +8020,7 @@
                 <w:color w:val="20262C"/>
                 <w:sz w:val="17"/>
               </w:rPr>
-              <w:t>Até 30 dias após a publicação do orçamento.</w:t>
+              <w:t>Audiências até o fim de fevereiro, maio e setembro.</w:t>
             </w:r>
           </w:p>
         </w:tc>
@@ -5395,7 +8043,7 @@
                 <w:color w:val="20262C"/>
                 <w:sz w:val="17"/>
               </w:rPr>
-              <w:t>LRF, art. 8º.</w:t>
+              <w:t>LRF, art. 9º, §4º.</w:t>
             </w:r>
           </w:p>
         </w:tc>
@@ -5424,7 +8072,7 @@
                 <w:color w:val="1F5D8F"/>
                 <w:sz w:val="17"/>
               </w:rPr>
-              <w:t>Contratos no PNCP</w:t>
+              <w:t>Programação financeira</w:t>
             </w:r>
           </w:p>
         </w:tc>
@@ -5448,7 +8096,7 @@
                 <w:color w:val="20262C"/>
                 <w:sz w:val="17"/>
               </w:rPr>
-              <w:t>20 dias úteis após licitação; 10 dias úteis na contratação direta.</w:t>
+              <w:t>Até 30 dias após a publicação do orçamento.</w:t>
             </w:r>
           </w:p>
         </w:tc>
@@ -5472,7 +8120,7 @@
                 <w:color w:val="20262C"/>
                 <w:sz w:val="17"/>
               </w:rPr>
-              <w:t>Lei nº 14.133/2021, art. 94.</w:t>
+              <w:t>LRF, art. 8º.</w:t>
             </w:r>
           </w:p>
         </w:tc>
@@ -5500,7 +8148,7 @@
                 <w:color w:val="1F5D8F"/>
                 <w:sz w:val="17"/>
               </w:rPr>
-              <w:t>Obras</w:t>
+              <w:t>Contratos no PNCP</w:t>
             </w:r>
           </w:p>
         </w:tc>
@@ -5523,7 +8171,7 @@
                 <w:color w:val="20262C"/>
                 <w:sz w:val="17"/>
               </w:rPr>
-              <w:t>Quantidades/preços em 25 dias úteis; executados/pagos em 45 dias úteis da conclusão.</w:t>
+              <w:t>20 dias úteis após licitação; 10 dias úteis na contratação direta.</w:t>
             </w:r>
           </w:p>
         </w:tc>
@@ -5546,7 +8194,158 @@
                 <w:color w:val="20262C"/>
                 <w:sz w:val="17"/>
               </w:rPr>
+              <w:t>Lei nº 14.133/2021, art. 94.</w:t>
+            </w:r>
+          </w:p>
+        </w:tc>
+      </w:tr>
+      <w:tr>
+        <w:trPr>
+          <w:cantSplit/>
+        </w:trPr>
+        <w:tc>
+          <w:tcPr>
+            <w:tcW w:type="dxa" w:w="2600"/>
+            <w:vAlign w:val="top"/>
+            <w:shd w:fill="F2F4F7"/>
+            <w:tcBorders>
+              <w:bottom w:val="single" w:sz="3" w:color="D8DEE3"/>
+            </w:tcBorders>
+          </w:tcPr>
+          <w:p>
+            <w:pPr>
+              <w:spacing w:after="0" w:line="240" w:lineRule="auto"/>
+            </w:pPr>
+            <w:r>
+              <w:rPr>
+                <w:rFonts w:ascii="Calibri" w:hAnsi="Calibri"/>
+                <w:b/>
+                <w:color w:val="1F5D8F"/>
+                <w:sz w:val="17"/>
+              </w:rPr>
+              <w:t>Obras</w:t>
+            </w:r>
+          </w:p>
+        </w:tc>
+        <w:tc>
+          <w:tcPr>
+            <w:tcW w:type="dxa" w:w="4388"/>
+            <w:vAlign w:val="top"/>
+            <w:shd w:fill="F2F4F7"/>
+            <w:tcBorders>
+              <w:bottom w:val="single" w:sz="3" w:color="D8DEE3"/>
+            </w:tcBorders>
+          </w:tcPr>
+          <w:p>
+            <w:pPr>
+              <w:spacing w:after="0" w:line="240" w:lineRule="auto"/>
+            </w:pPr>
+            <w:r>
+              <w:rPr>
+                <w:rFonts w:ascii="Calibri" w:hAnsi="Calibri"/>
+                <w:b w:val="0"/>
+                <w:color w:val="20262C"/>
+                <w:sz w:val="17"/>
+              </w:rPr>
+              <w:t>Quantidades/preços em 25 dias úteis; executados/pagos em 45 dias úteis da conclusão.</w:t>
+            </w:r>
+          </w:p>
+        </w:tc>
+        <w:tc>
+          <w:tcPr>
+            <w:tcW w:type="dxa" w:w="2650"/>
+            <w:vAlign w:val="top"/>
+            <w:shd w:fill="F2F4F7"/>
+            <w:tcBorders>
+              <w:bottom w:val="single" w:sz="3" w:color="D8DEE3"/>
+            </w:tcBorders>
+          </w:tcPr>
+          <w:p>
+            <w:pPr>
+              <w:spacing w:after="0" w:line="240" w:lineRule="auto"/>
+            </w:pPr>
+            <w:r>
+              <w:rPr>
+                <w:rFonts w:ascii="Calibri" w:hAnsi="Calibri"/>
+                <w:b w:val="0"/>
+                <w:color w:val="20262C"/>
+                <w:sz w:val="17"/>
+              </w:rPr>
               <w:t>Lei nº 14.133/2021, art. 94, §3º.</w:t>
+            </w:r>
+          </w:p>
+        </w:tc>
+      </w:tr>
+      <w:tr>
+        <w:trPr>
+          <w:cantSplit/>
+        </w:trPr>
+        <w:tc>
+          <w:tcPr>
+            <w:tcW w:type="dxa" w:w="2600"/>
+            <w:vAlign w:val="top"/>
+            <w:tcBorders>
+              <w:bottom w:val="single" w:sz="3" w:color="D8DEE3"/>
+            </w:tcBorders>
+          </w:tcPr>
+          <w:p>
+            <w:pPr>
+              <w:spacing w:after="0" w:line="240" w:lineRule="auto"/>
+            </w:pPr>
+            <w:r>
+              <w:rPr>
+                <w:rFonts w:ascii="Calibri" w:hAnsi="Calibri"/>
+                <w:b/>
+                <w:color w:val="1F5D8F"/>
+                <w:sz w:val="17"/>
+              </w:rPr>
+              <w:t>Contas anuais</w:t>
+            </w:r>
+          </w:p>
+        </w:tc>
+        <w:tc>
+          <w:tcPr>
+            <w:tcW w:type="dxa" w:w="4388"/>
+            <w:vAlign w:val="top"/>
+            <w:tcBorders>
+              <w:bottom w:val="single" w:sz="3" w:color="D8DEE3"/>
+            </w:tcBorders>
+          </w:tcPr>
+          <w:p>
+            <w:pPr>
+              <w:spacing w:after="0" w:line="240" w:lineRule="auto"/>
+            </w:pPr>
+            <w:r>
+              <w:rPr>
+                <w:rFonts w:ascii="Calibri" w:hAnsi="Calibri"/>
+                <w:b w:val="0"/>
+                <w:color w:val="20262C"/>
+                <w:sz w:val="17"/>
+              </w:rPr>
+              <w:t>Disponíveis durante todo o exercício, inclusive para consulta e apreciação cidadã.</w:t>
+            </w:r>
+          </w:p>
+        </w:tc>
+        <w:tc>
+          <w:tcPr>
+            <w:tcW w:type="dxa" w:w="2650"/>
+            <w:vAlign w:val="top"/>
+            <w:tcBorders>
+              <w:bottom w:val="single" w:sz="3" w:color="D8DEE3"/>
+            </w:tcBorders>
+          </w:tcPr>
+          <w:p>
+            <w:pPr>
+              <w:spacing w:after="0" w:line="240" w:lineRule="auto"/>
+            </w:pPr>
+            <w:r>
+              <w:rPr>
+                <w:rFonts w:ascii="Calibri" w:hAnsi="Calibri"/>
+                <w:b w:val="0"/>
+                <w:color w:val="20262C"/>
+                <w:sz w:val="17"/>
+              </w:rPr>
+              <w:t>LRF, art. 49.</w:t>
             </w:r>
           </w:p>
         </w:tc>
@@ -5557,7 +8356,7 @@
         <w:pStyle w:val="Heading1"/>
       </w:pPr>
       <w:r>
-        <w:t>8. Governança participativa</w:t>
+        <w:t>9. Governança participativa</w:t>
       </w:r>
     </w:p>
     <w:tbl>
@@ -6201,7 +9000,7 @@
                 <w:color w:val="20262C"/>
                 <w:sz w:val="20"/>
               </w:rPr>
-              <w:t>Sugere-se reunião técnica inicial e devolutiva pública no 30º e no 60º dia. O Fiscaliza Varginha pode contribuir com testes de navegação, organização das evidências e comunicação em linguagem cidadã, respeitada a autonomia administrativa da Prefeitura.</w:t>
+              <w:t>Sugere-se reunião técnica inicial e devolutivas públicas no 15º, no 30º e no 45º dia. A sociedade civil pode contribuir com testes de navegação, organização das evidências e comunicação em linguagem cidadã, respeitada a autonomia administrativa da Prefeitura.</w:t>
             </w:r>
           </w:p>
         </w:tc>
@@ -6217,7 +9016,7 @@
         <w:pStyle w:val="Heading1"/>
       </w:pPr>
       <w:r>
-        <w:t>9. Painel público de acompanhamento</w:t>
+        <w:t>10. Painel público de acompanhamento</w:t>
       </w:r>
     </w:p>
     <w:p>
@@ -6729,7 +9528,7 @@
         <w:pStyle w:val="Heading1"/>
       </w:pPr>
       <w:r>
-        <w:t>10. Base normativa e referências</w:t>
+        <w:t>11. Base normativa e referências</w:t>
       </w:r>
     </w:p>
     <w:p>
@@ -6746,14 +9545,14 @@
         </w:rPr>
         <w:t xml:space="preserve">1. </w:t>
       </w:r>
-      <w:hyperlink r:id="rId11">
+      <w:hyperlink r:id="rId14">
         <w:r>
           <w:rPr>
             <w:color w:val="1F5D8F"/>
             <w:u w:val="single"/>
             <w:sz w:val="20"/>
           </w:rPr>
-          <w:t>Portal da Transparência da Prefeitura</w:t>
+          <w:t>Portal institucional da Prefeitura</w:t>
         </w:r>
       </w:hyperlink>
       <w:r>
@@ -6762,7 +9561,7 @@
           <w:color w:val="20262C"/>
           <w:sz w:val="19"/>
         </w:rPr>
-        <w:t xml:space="preserve"> — acesso institucional.</w:t>
+        <w:t xml:space="preserve"> — menu de transparência e serviços.</w:t>
       </w:r>
     </w:p>
     <w:p>
@@ -6779,7 +9578,40 @@
         </w:rPr>
         <w:t xml:space="preserve">2. </w:t>
       </w:r>
-      <w:hyperlink r:id="rId12">
+      <w:hyperlink r:id="rId15">
+        <w:r>
+          <w:rPr>
+            <w:color w:val="1F5D8F"/>
+            <w:u w:val="single"/>
+            <w:sz w:val="20"/>
+          </w:rPr>
+          <w:t>Transparência financeira Betha</w:t>
+        </w:r>
+      </w:hyperlink>
+      <w:r>
+        <w:rPr>
+          <w:rFonts w:ascii="Calibri" w:hAnsi="Calibri"/>
+          <w:color w:val="20262C"/>
+          <w:sz w:val="19"/>
+        </w:rPr>
+        <w:t xml:space="preserve"> — execução orçamentária e financeira.</w:t>
+      </w:r>
+    </w:p>
+    <w:p>
+      <w:pPr>
+        <w:spacing w:after="80"/>
+        <w:ind w:left="85" w:hanging="85"/>
+      </w:pPr>
+      <w:r>
+        <w:rPr>
+          <w:rFonts w:ascii="Calibri" w:hAnsi="Calibri"/>
+          <w:b/>
+          <w:color w:val="1F5D8F"/>
+          <w:sz w:val="19"/>
+        </w:rPr>
+        <w:t xml:space="preserve">3. </w:t>
+      </w:r>
+      <w:hyperlink r:id="rId16">
         <w:r>
           <w:rPr>
             <w:color w:val="1F5D8F"/>
@@ -6810,9 +9642,9 @@
           <w:color w:val="1F5D8F"/>
           <w:sz w:val="19"/>
         </w:rPr>
-        <w:t xml:space="preserve">3. </w:t>
+        <w:t xml:space="preserve">4. </w:t>
       </w:r>
-      <w:hyperlink r:id="rId13">
+      <w:hyperlink r:id="rId17">
         <w:r>
           <w:rPr>
             <w:color w:val="1F5D8F"/>
@@ -6843,9 +9675,273 @@
           <w:color w:val="1F5D8F"/>
           <w:sz w:val="19"/>
         </w:rPr>
-        <w:t xml:space="preserve">4. </w:t>
+        <w:t xml:space="preserve">5. </w:t>
       </w:r>
-      <w:hyperlink r:id="rId14">
+      <w:hyperlink r:id="rId18">
+        <w:r>
+          <w:rPr>
+            <w:color w:val="1F5D8F"/>
+            <w:u w:val="single"/>
+            <w:sz w:val="20"/>
+          </w:rPr>
+          <w:t>Contratos</w:t>
+        </w:r>
+      </w:hyperlink>
+      <w:r>
+        <w:rPr>
+          <w:rFonts w:ascii="Calibri" w:hAnsi="Calibri"/>
+          <w:color w:val="20262C"/>
+          <w:sz w:val="19"/>
+        </w:rPr>
+        <w:t xml:space="preserve"> — consulta pública verificada.</w:t>
+      </w:r>
+    </w:p>
+    <w:p>
+      <w:pPr>
+        <w:spacing w:after="80"/>
+        <w:ind w:left="85" w:hanging="85"/>
+      </w:pPr>
+      <w:r>
+        <w:rPr>
+          <w:rFonts w:ascii="Calibri" w:hAnsi="Calibri"/>
+          <w:b/>
+          <w:color w:val="1F5D8F"/>
+          <w:sz w:val="19"/>
+        </w:rPr>
+        <w:t xml:space="preserve">6. </w:t>
+      </w:r>
+      <w:hyperlink r:id="rId19">
+        <w:r>
+          <w:rPr>
+            <w:color w:val="1F5D8F"/>
+            <w:u w:val="single"/>
+            <w:sz w:val="20"/>
+          </w:rPr>
+          <w:t>Carta de Serviços</w:t>
+        </w:r>
+      </w:hyperlink>
+      <w:r>
+        <w:rPr>
+          <w:rFonts w:ascii="Calibri" w:hAnsi="Calibri"/>
+          <w:color w:val="20262C"/>
+          <w:sz w:val="19"/>
+        </w:rPr>
+        <w:t xml:space="preserve"> — serviços públicos verificados.</w:t>
+      </w:r>
+    </w:p>
+    <w:p>
+      <w:pPr>
+        <w:spacing w:after="80"/>
+        <w:ind w:left="85" w:hanging="85"/>
+      </w:pPr>
+      <w:r>
+        <w:rPr>
+          <w:rFonts w:ascii="Calibri" w:hAnsi="Calibri"/>
+          <w:b/>
+          <w:color w:val="1F5D8F"/>
+          <w:sz w:val="19"/>
+        </w:rPr>
+        <w:t xml:space="preserve">7. </w:t>
+      </w:r>
+      <w:hyperlink r:id="rId20">
+        <w:r>
+          <w:rPr>
+            <w:color w:val="1F5D8F"/>
+            <w:u w:val="single"/>
+            <w:sz w:val="20"/>
+          </w:rPr>
+          <w:t>Ouvidoria</w:t>
+        </w:r>
+      </w:hyperlink>
+      <w:r>
+        <w:rPr>
+          <w:rFonts w:ascii="Calibri" w:hAnsi="Calibri"/>
+          <w:color w:val="20262C"/>
+          <w:sz w:val="19"/>
+        </w:rPr>
+        <w:t xml:space="preserve"> — manifestações e relatórios.</w:t>
+      </w:r>
+    </w:p>
+    <w:p>
+      <w:pPr>
+        <w:spacing w:after="80"/>
+        <w:ind w:left="85" w:hanging="85"/>
+      </w:pPr>
+      <w:r>
+        <w:rPr>
+          <w:rFonts w:ascii="Calibri" w:hAnsi="Calibri"/>
+          <w:b/>
+          <w:color w:val="1F5D8F"/>
+          <w:sz w:val="19"/>
+        </w:rPr>
+        <w:t xml:space="preserve">8. </w:t>
+      </w:r>
+      <w:hyperlink r:id="rId21">
+        <w:r>
+          <w:rPr>
+            <w:color w:val="1F5D8F"/>
+            <w:u w:val="single"/>
+            <w:sz w:val="20"/>
+          </w:rPr>
+          <w:t>SIC/e-SIC</w:t>
+        </w:r>
+      </w:hyperlink>
+      <w:r>
+        <w:rPr>
+          <w:rFonts w:ascii="Calibri" w:hAnsi="Calibri"/>
+          <w:color w:val="20262C"/>
+          <w:sz w:val="19"/>
+        </w:rPr>
+        <w:t xml:space="preserve"> — acesso à informação.</w:t>
+      </w:r>
+    </w:p>
+    <w:p>
+      <w:pPr>
+        <w:spacing w:after="80"/>
+        <w:ind w:left="85" w:hanging="85"/>
+      </w:pPr>
+      <w:r>
+        <w:rPr>
+          <w:rFonts w:ascii="Calibri" w:hAnsi="Calibri"/>
+          <w:b/>
+          <w:color w:val="1F5D8F"/>
+          <w:sz w:val="19"/>
+        </w:rPr>
+        <w:t xml:space="preserve">9. </w:t>
+      </w:r>
+      <w:hyperlink r:id="rId22">
+        <w:r>
+          <w:rPr>
+            <w:color w:val="1F5D8F"/>
+            <w:u w:val="single"/>
+            <w:sz w:val="20"/>
+          </w:rPr>
+          <w:t>Publicidade Transparente</w:t>
+        </w:r>
+      </w:hyperlink>
+      <w:r>
+        <w:rPr>
+          <w:rFonts w:ascii="Calibri" w:hAnsi="Calibri"/>
+          <w:color w:val="20262C"/>
+          <w:sz w:val="19"/>
+        </w:rPr>
+        <w:t xml:space="preserve"> — veículos, fornecedores e investimentos.</w:t>
+      </w:r>
+    </w:p>
+    <w:p>
+      <w:pPr>
+        <w:spacing w:after="80"/>
+        <w:ind w:left="85" w:hanging="85"/>
+      </w:pPr>
+      <w:r>
+        <w:rPr>
+          <w:rFonts w:ascii="Calibri" w:hAnsi="Calibri"/>
+          <w:b/>
+          <w:color w:val="1F5D8F"/>
+          <w:sz w:val="19"/>
+        </w:rPr>
+        <w:t xml:space="preserve">10. </w:t>
+      </w:r>
+      <w:hyperlink r:id="rId23">
+        <w:r>
+          <w:rPr>
+            <w:color w:val="1F5D8F"/>
+            <w:u w:val="single"/>
+            <w:sz w:val="20"/>
+          </w:rPr>
+          <w:t>LOA 2026 e anexos</w:t>
+        </w:r>
+      </w:hyperlink>
+      <w:r>
+        <w:rPr>
+          <w:rFonts w:ascii="Calibri" w:hAnsi="Calibri"/>
+          <w:color w:val="20262C"/>
+          <w:sz w:val="19"/>
+        </w:rPr>
+        <w:t xml:space="preserve"> — orçamento anual localizado no repositório oficial.</w:t>
+      </w:r>
+    </w:p>
+    <w:p>
+      <w:pPr>
+        <w:spacing w:after="80"/>
+        <w:ind w:left="85" w:hanging="85"/>
+      </w:pPr>
+      <w:r>
+        <w:rPr>
+          <w:rFonts w:ascii="Calibri" w:hAnsi="Calibri"/>
+          <w:b/>
+          <w:color w:val="1F5D8F"/>
+          <w:sz w:val="19"/>
+        </w:rPr>
+        <w:t xml:space="preserve">11. </w:t>
+      </w:r>
+      <w:hyperlink r:id="rId24">
+        <w:r>
+          <w:rPr>
+            <w:color w:val="1F5D8F"/>
+            <w:u w:val="single"/>
+            <w:sz w:val="20"/>
+          </w:rPr>
+          <w:t>LDO 2026 e anexos</w:t>
+        </w:r>
+      </w:hyperlink>
+      <w:r>
+        <w:rPr>
+          <w:rFonts w:ascii="Calibri" w:hAnsi="Calibri"/>
+          <w:color w:val="20262C"/>
+          <w:sz w:val="19"/>
+        </w:rPr>
+        <w:t xml:space="preserve"> — diretrizes orçamentárias localizadas no repositório oficial.</w:t>
+      </w:r>
+    </w:p>
+    <w:p>
+      <w:pPr>
+        <w:spacing w:after="80"/>
+        <w:ind w:left="85" w:hanging="85"/>
+      </w:pPr>
+      <w:r>
+        <w:rPr>
+          <w:rFonts w:ascii="Calibri" w:hAnsi="Calibri"/>
+          <w:b/>
+          <w:color w:val="1F5D8F"/>
+          <w:sz w:val="19"/>
+        </w:rPr>
+        <w:t xml:space="preserve">12. </w:t>
+      </w:r>
+      <w:hyperlink r:id="rId25">
+        <w:r>
+          <w:rPr>
+            <w:color w:val="1F5D8F"/>
+            <w:u w:val="single"/>
+            <w:sz w:val="20"/>
+          </w:rPr>
+          <w:t>PPA 2026–2029 e anexos</w:t>
+        </w:r>
+      </w:hyperlink>
+      <w:r>
+        <w:rPr>
+          <w:rFonts w:ascii="Calibri" w:hAnsi="Calibri"/>
+          <w:color w:val="20262C"/>
+          <w:sz w:val="19"/>
+        </w:rPr>
+        <w:t xml:space="preserve"> — planejamento plurianual localizado no repositório oficial.</w:t>
+      </w:r>
+    </w:p>
+    <w:p>
+      <w:pPr>
+        <w:spacing w:after="80"/>
+        <w:ind w:left="85" w:hanging="85"/>
+      </w:pPr>
+      <w:r>
+        <w:rPr>
+          <w:rFonts w:ascii="Calibri" w:hAnsi="Calibri"/>
+          <w:b/>
+          <w:color w:val="1F5D8F"/>
+          <w:sz w:val="19"/>
+        </w:rPr>
+        <w:t xml:space="preserve">13. </w:t>
+      </w:r>
+      <w:hyperlink r:id="rId26">
         <w:r>
           <w:rPr>
             <w:color w:val="1F5D8F"/>
@@ -6876,16 +9972,16 @@
           <w:color w:val="1F5D8F"/>
           <w:sz w:val="19"/>
         </w:rPr>
-        <w:t xml:space="preserve">5. </w:t>
+        <w:t xml:space="preserve">14. </w:t>
       </w:r>
-      <w:hyperlink r:id="rId15">
+      <w:hyperlink r:id="rId11">
         <w:r>
           <w:rPr>
             <w:color w:val="1F5D8F"/>
             <w:u w:val="single"/>
             <w:sz w:val="20"/>
           </w:rPr>
-          <w:t>Cartilha PNTP — Atricon</w:t>
+          <w:t>PNTP — Atricon</w:t>
         </w:r>
       </w:hyperlink>
       <w:r>
@@ -6894,7 +9990,7 @@
           <w:color w:val="20262C"/>
           <w:sz w:val="19"/>
         </w:rPr>
-        <w:t xml:space="preserve"> — metodologia.</w:t>
+        <w:t xml:space="preserve"> — origem institucional do programa.</w:t>
       </w:r>
     </w:p>
     <w:p>
@@ -6909,9 +10005,42 @@
           <w:color w:val="1F5D8F"/>
           <w:sz w:val="19"/>
         </w:rPr>
-        <w:t xml:space="preserve">6. </w:t>
+        <w:t xml:space="preserve">15. </w:t>
       </w:r>
-      <w:hyperlink r:id="rId16">
+      <w:hyperlink r:id="rId12">
+        <w:r>
+          <w:rPr>
+            <w:color w:val="1F5D8F"/>
+            <w:u w:val="single"/>
+            <w:sz w:val="20"/>
+          </w:rPr>
+          <w:t>Cartilha PNTP 2026 — TCE-MG</w:t>
+        </w:r>
+      </w:hyperlink>
+      <w:r>
+        <w:rPr>
+          <w:rFonts w:ascii="Calibri" w:hAnsi="Calibri"/>
+          <w:color w:val="20262C"/>
+          <w:sz w:val="19"/>
+        </w:rPr>
+        <w:t xml:space="preserve"> — metodologia vigente.</w:t>
+      </w:r>
+    </w:p>
+    <w:p>
+      <w:pPr>
+        <w:spacing w:after="80"/>
+        <w:ind w:left="85" w:hanging="85"/>
+      </w:pPr>
+      <w:r>
+        <w:rPr>
+          <w:rFonts w:ascii="Calibri" w:hAnsi="Calibri"/>
+          <w:b/>
+          <w:color w:val="1F5D8F"/>
+          <w:sz w:val="19"/>
+        </w:rPr>
+        <w:t xml:space="preserve">16. </w:t>
+      </w:r>
+      <w:hyperlink r:id="rId27">
         <w:r>
           <w:rPr>
             <w:color w:val="1F5D8F"/>
@@ -6942,9 +10071,75 @@
           <w:color w:val="1F5D8F"/>
           <w:sz w:val="19"/>
         </w:rPr>
-        <w:t xml:space="preserve">7. </w:t>
+        <w:t xml:space="preserve">17. </w:t>
       </w:r>
-      <w:hyperlink r:id="rId17">
+      <w:hyperlink r:id="rId28">
+        <w:r>
+          <w:rPr>
+            <w:color w:val="1F5D8F"/>
+            <w:u w:val="single"/>
+            <w:sz w:val="20"/>
+          </w:rPr>
+          <w:t>Constituição Federal</w:t>
+        </w:r>
+      </w:hyperlink>
+      <w:r>
+        <w:rPr>
+          <w:rFonts w:ascii="Calibri" w:hAnsi="Calibri"/>
+          <w:color w:val="20262C"/>
+          <w:sz w:val="19"/>
+        </w:rPr>
+        <w:t xml:space="preserve"> — publicidade, impessoalidade e fiscalização.</w:t>
+      </w:r>
+    </w:p>
+    <w:p>
+      <w:pPr>
+        <w:spacing w:after="80"/>
+        <w:ind w:left="85" w:hanging="85"/>
+      </w:pPr>
+      <w:r>
+        <w:rPr>
+          <w:rFonts w:ascii="Calibri" w:hAnsi="Calibri"/>
+          <w:b/>
+          <w:color w:val="1F5D8F"/>
+          <w:sz w:val="19"/>
+        </w:rPr>
+        <w:t xml:space="preserve">18. </w:t>
+      </w:r>
+      <w:hyperlink r:id="rId29">
+        <w:r>
+          <w:rPr>
+            <w:color w:val="1F5D8F"/>
+            <w:u w:val="single"/>
+            <w:sz w:val="20"/>
+          </w:rPr>
+          <w:t>Lei Complementar nº 131/2009</w:t>
+        </w:r>
+      </w:hyperlink>
+      <w:r>
+        <w:rPr>
+          <w:rFonts w:ascii="Calibri" w:hAnsi="Calibri"/>
+          <w:color w:val="20262C"/>
+          <w:sz w:val="19"/>
+        </w:rPr>
+        <w:t xml:space="preserve"> — transparência da execução em tempo real.</w:t>
+      </w:r>
+    </w:p>
+    <w:p>
+      <w:pPr>
+        <w:spacing w:after="80"/>
+        <w:ind w:left="85" w:hanging="85"/>
+      </w:pPr>
+      <w:r>
+        <w:rPr>
+          <w:rFonts w:ascii="Calibri" w:hAnsi="Calibri"/>
+          <w:b/>
+          <w:color w:val="1F5D8F"/>
+          <w:sz w:val="19"/>
+        </w:rPr>
+        <w:t xml:space="preserve">19. </w:t>
+      </w:r>
+      <w:hyperlink r:id="rId30">
         <w:r>
           <w:rPr>
             <w:color w:val="1F5D8F"/>
@@ -6975,9 +10170,9 @@
           <w:color w:val="1F5D8F"/>
           <w:sz w:val="19"/>
         </w:rPr>
-        <w:t xml:space="preserve">8. </w:t>
+        <w:t xml:space="preserve">20. </w:t>
       </w:r>
-      <w:hyperlink r:id="rId18">
+      <w:hyperlink r:id="rId31">
         <w:r>
           <w:rPr>
             <w:color w:val="1F5D8F"/>
@@ -7008,9 +10203,9 @@
           <w:color w:val="1F5D8F"/>
           <w:sz w:val="19"/>
         </w:rPr>
-        <w:t xml:space="preserve">9. </w:t>
+        <w:t xml:space="preserve">21. </w:t>
       </w:r>
-      <w:hyperlink r:id="rId19">
+      <w:hyperlink r:id="rId32">
         <w:r>
           <w:rPr>
             <w:color w:val="1F5D8F"/>
@@ -7041,9 +10236,9 @@
           <w:color w:val="1F5D8F"/>
           <w:sz w:val="19"/>
         </w:rPr>
-        <w:t xml:space="preserve">10. </w:t>
+        <w:t xml:space="preserve">22. </w:t>
       </w:r>
-      <w:hyperlink r:id="rId20">
+      <w:hyperlink r:id="rId33">
         <w:r>
           <w:rPr>
             <w:color w:val="1F5D8F"/>
@@ -7074,9 +10269,9 @@
           <w:color w:val="1F5D8F"/>
           <w:sz w:val="19"/>
         </w:rPr>
-        <w:t xml:space="preserve">11. </w:t>
+        <w:t xml:space="preserve">23. </w:t>
       </w:r>
-      <w:hyperlink r:id="rId21">
+      <w:hyperlink r:id="rId34">
         <w:r>
           <w:rPr>
             <w:color w:val="1F5D8F"/>
@@ -7107,9 +10302,42 @@
           <w:color w:val="1F5D8F"/>
           <w:sz w:val="19"/>
         </w:rPr>
-        <w:t xml:space="preserve">12. </w:t>
+        <w:t xml:space="preserve">24. </w:t>
       </w:r>
-      <w:hyperlink r:id="rId22">
+      <w:hyperlink r:id="rId35">
+        <w:r>
+          <w:rPr>
+            <w:color w:val="1F5D8F"/>
+            <w:u w:val="single"/>
+            <w:sz w:val="20"/>
+          </w:rPr>
+          <w:t>Lei nº 12.232/2010</w:t>
+        </w:r>
+      </w:hyperlink>
+      <w:r>
+        <w:rPr>
+          <w:rFonts w:ascii="Calibri" w:hAnsi="Calibri"/>
+          <w:color w:val="20262C"/>
+          <w:sz w:val="19"/>
+        </w:rPr>
+        <w:t xml:space="preserve"> — contratação de serviços de publicidade.</w:t>
+      </w:r>
+    </w:p>
+    <w:p>
+      <w:pPr>
+        <w:spacing w:after="80"/>
+        <w:ind w:left="85" w:hanging="85"/>
+      </w:pPr>
+      <w:r>
+        <w:rPr>
+          <w:rFonts w:ascii="Calibri" w:hAnsi="Calibri"/>
+          <w:b/>
+          <w:color w:val="1F5D8F"/>
+          <w:sz w:val="19"/>
+        </w:rPr>
+        <w:t xml:space="preserve">25. </w:t>
+      </w:r>
+      <w:hyperlink r:id="rId36">
         <w:r>
           <w:rPr>
             <w:color w:val="1F5D8F"/>
@@ -7140,9 +10368,9 @@
           <w:color w:val="1F5D8F"/>
           <w:sz w:val="19"/>
         </w:rPr>
-        <w:t xml:space="preserve">13. </w:t>
+        <w:t xml:space="preserve">26. </w:t>
       </w:r>
-      <w:hyperlink r:id="rId23">
+      <w:hyperlink r:id="rId37">
         <w:r>
           <w:rPr>
             <w:color w:val="1F5D8F"/>
@@ -7173,9 +10401,9 @@
           <w:color w:val="1F5D8F"/>
           <w:sz w:val="19"/>
         </w:rPr>
-        <w:t xml:space="preserve">14. </w:t>
+        <w:t xml:space="preserve">27. </w:t>
       </w:r>
-      <w:hyperlink r:id="rId24">
+      <w:hyperlink r:id="rId38">
         <w:r>
           <w:rPr>
             <w:color w:val="1F5D8F"/>
@@ -7192,11 +10420,6 @@
           <w:sz w:val="19"/>
         </w:rPr>
         <w:t xml:space="preserve"> — acessibilidade digital.</w:t>
-      </w:r>
-    </w:p>
-    <w:p>
-      <w:r>
-        <w:br w:type="page"/>
       </w:r>
     </w:p>
     <w:p>
@@ -7219,7 +10442,7 @@
           <w:color w:val="20262C"/>
           <w:sz w:val="21"/>
         </w:rPr>
-        <w:t>O anexo reúne os 96 critérios das matrizes COMUM, COMUM (exceto estatais), COMUM (exceto estatais independentes), EXECUTIVO e EXECUTIVO e CONSÓRCIOS. A situação não é presumida: cada unidade deve validar, regularizar e publicar a evidência até o 60º dia.</w:t>
+        <w:t>O anexo reúne os 96 critérios das matrizes COMUM, COMUM (exceto estatais), COMUM (exceto estatais independentes), EXECUTIVO e EXECUTIVO e CONSÓRCIOS. A situação não é presumida: cada unidade deve validar, regularizar e publicar a evidência até o 45º dia.</w:t>
       </w:r>
     </w:p>
     <w:tbl>
@@ -7410,7 +10633,7 @@
                 <w:color w:val="FFFFFF"/>
                 <w:sz w:val="16"/>
               </w:rPr>
-              <w:t>AÇÃO EM 60 DIAS</w:t>
+              <w:t>AÇÃO EM 45 DIAS</w:t>
             </w:r>
           </w:p>
         </w:tc>
@@ -7923,7 +11146,7 @@
           <w:color w:val="687581"/>
           <w:sz w:val="16"/>
         </w:rPr>
-        <w:t>Prazo: validar e concluir todos os itens aplicáveis desta dimensão até o 60º dia.</w:t>
+        <w:t>Prazo: validar e concluir todos os itens aplicáveis desta dimensão até o 45º dia.</w:t>
       </w:r>
     </w:p>
     <w:p>
@@ -8055,7 +11278,7 @@
                 <w:color w:val="FFFFFF"/>
                 <w:sz w:val="16"/>
               </w:rPr>
-              <w:t>AÇÃO EM 60 DIAS</w:t>
+              <w:t>AÇÃO EM 45 DIAS</w:t>
             </w:r>
           </w:p>
         </w:tc>
@@ -9153,7 +12376,7 @@
           <w:color w:val="687581"/>
           <w:sz w:val="16"/>
         </w:rPr>
-        <w:t>Prazo: validar e concluir todos os itens aplicáveis desta dimensão até o 60º dia.</w:t>
+        <w:t>Prazo: validar e concluir todos os itens aplicáveis desta dimensão até o 45º dia.</w:t>
       </w:r>
     </w:p>
     <w:p>
@@ -9285,7 +12508,7 @@
                 <w:color w:val="FFFFFF"/>
                 <w:sz w:val="16"/>
               </w:rPr>
-              <w:t>AÇÃO EM 60 DIAS</w:t>
+              <w:t>AÇÃO EM 45 DIAS</w:t>
             </w:r>
           </w:p>
         </w:tc>
@@ -9678,7 +12901,7 @@
           <w:color w:val="687581"/>
           <w:sz w:val="16"/>
         </w:rPr>
-        <w:t>Prazo: validar e concluir todos os itens aplicáveis desta dimensão até o 60º dia.</w:t>
+        <w:t>Prazo: validar e concluir todos os itens aplicáveis desta dimensão até o 45º dia.</w:t>
       </w:r>
     </w:p>
     <w:p>
@@ -9810,7 +13033,7 @@
                 <w:color w:val="FFFFFF"/>
                 <w:sz w:val="16"/>
               </w:rPr>
-              <w:t>AÇÃO EM 60 DIAS</w:t>
+              <w:t>AÇÃO EM 45 DIAS</w:t>
             </w:r>
           </w:p>
         </w:tc>
@@ -10203,7 +13426,7 @@
           <w:color w:val="687581"/>
           <w:sz w:val="16"/>
         </w:rPr>
-        <w:t>Prazo: validar e concluir todos os itens aplicáveis desta dimensão até o 60º dia.</w:t>
+        <w:t>Prazo: validar e concluir todos os itens aplicáveis desta dimensão até o 45º dia.</w:t>
       </w:r>
     </w:p>
     <w:p>
@@ -10335,7 +13558,7 @@
                 <w:color w:val="FFFFFF"/>
                 <w:sz w:val="16"/>
               </w:rPr>
-              <w:t>AÇÃO EM 60 DIAS</w:t>
+              <w:t>AÇÃO EM 45 DIAS</w:t>
             </w:r>
           </w:p>
         </w:tc>
@@ -10728,7 +13951,7 @@
           <w:color w:val="687581"/>
           <w:sz w:val="16"/>
         </w:rPr>
-        <w:t>Prazo: validar e concluir todos os itens aplicáveis desta dimensão até o 60º dia.</w:t>
+        <w:t>Prazo: validar e concluir todos os itens aplicáveis desta dimensão até o 45º dia.</w:t>
       </w:r>
     </w:p>
     <w:p>
@@ -10860,7 +14083,7 @@
                 <w:color w:val="FFFFFF"/>
                 <w:sz w:val="16"/>
               </w:rPr>
-              <w:t>AÇÃO EM 60 DIAS</w:t>
+              <w:t>AÇÃO EM 45 DIAS</w:t>
             </w:r>
           </w:p>
         </w:tc>
@@ -11723,7 +14946,7 @@
           <w:color w:val="687581"/>
           <w:sz w:val="16"/>
         </w:rPr>
-        <w:t>Prazo: validar e concluir todos os itens aplicáveis desta dimensão até o 60º dia.</w:t>
+        <w:t>Prazo: validar e concluir todos os itens aplicáveis desta dimensão até o 45º dia.</w:t>
       </w:r>
     </w:p>
     <w:p>
@@ -11855,7 +15078,7 @@
                 <w:color w:val="FFFFFF"/>
                 <w:sz w:val="16"/>
               </w:rPr>
-              <w:t>AÇÃO EM 60 DIAS</w:t>
+              <w:t>AÇÃO EM 45 DIAS</w:t>
             </w:r>
           </w:p>
         </w:tc>
@@ -12133,7 +15356,7 @@
           <w:color w:val="687581"/>
           <w:sz w:val="16"/>
         </w:rPr>
-        <w:t>Prazo: validar e concluir todos os itens aplicáveis desta dimensão até o 60º dia.</w:t>
+        <w:t>Prazo: validar e concluir todos os itens aplicáveis desta dimensão até o 45º dia.</w:t>
       </w:r>
     </w:p>
     <w:p>
@@ -12265,7 +15488,7 @@
                 <w:color w:val="FFFFFF"/>
                 <w:sz w:val="16"/>
               </w:rPr>
-              <w:t>AÇÃO EM 60 DIAS</w:t>
+              <w:t>AÇÃO EM 45 DIAS</w:t>
             </w:r>
           </w:p>
         </w:tc>
@@ -13128,7 +16351,7 @@
           <w:color w:val="687581"/>
           <w:sz w:val="16"/>
         </w:rPr>
-        <w:t>Prazo: validar e concluir todos os itens aplicáveis desta dimensão até o 60º dia.</w:t>
+        <w:t>Prazo: validar e concluir todos os itens aplicáveis desta dimensão até o 45º dia.</w:t>
       </w:r>
     </w:p>
     <w:p>
@@ -13260,7 +16483,7 @@
                 <w:color w:val="FFFFFF"/>
                 <w:sz w:val="16"/>
               </w:rPr>
-              <w:t>AÇÃO EM 60 DIAS</w:t>
+              <w:t>AÇÃO EM 45 DIAS</w:t>
             </w:r>
           </w:p>
         </w:tc>
@@ -13773,7 +16996,7 @@
           <w:color w:val="687581"/>
           <w:sz w:val="16"/>
         </w:rPr>
-        <w:t>Prazo: validar e concluir todos os itens aplicáveis desta dimensão até o 60º dia.</w:t>
+        <w:t>Prazo: validar e concluir todos os itens aplicáveis desta dimensão até o 45º dia.</w:t>
       </w:r>
     </w:p>
     <w:p>
@@ -13905,7 +17128,7 @@
                 <w:color w:val="FFFFFF"/>
                 <w:sz w:val="16"/>
               </w:rPr>
-              <w:t>AÇÃO EM 60 DIAS</w:t>
+              <w:t>AÇÃO EM 45 DIAS</w:t>
             </w:r>
           </w:p>
         </w:tc>
@@ -14418,7 +17641,7 @@
           <w:color w:val="687581"/>
           <w:sz w:val="16"/>
         </w:rPr>
-        <w:t>Prazo: validar e concluir todos os itens aplicáveis desta dimensão até o 60º dia.</w:t>
+        <w:t>Prazo: validar e concluir todos os itens aplicáveis desta dimensão até o 45º dia.</w:t>
       </w:r>
     </w:p>
     <w:p>
@@ -14550,7 +17773,7 @@
                 <w:color w:val="FFFFFF"/>
                 <w:sz w:val="16"/>
               </w:rPr>
-              <w:t>AÇÃO EM 60 DIAS</w:t>
+              <w:t>AÇÃO EM 45 DIAS</w:t>
             </w:r>
           </w:p>
         </w:tc>
@@ -15768,7 +18991,7 @@
           <w:color w:val="687581"/>
           <w:sz w:val="16"/>
         </w:rPr>
-        <w:t>Prazo: validar e concluir todos os itens aplicáveis desta dimensão até o 60º dia.</w:t>
+        <w:t>Prazo: validar e concluir todos os itens aplicáveis desta dimensão até o 45º dia.</w:t>
       </w:r>
     </w:p>
     <w:p>
@@ -15900,7 +19123,7 @@
                 <w:color w:val="FFFFFF"/>
                 <w:sz w:val="16"/>
               </w:rPr>
-              <w:t>AÇÃO EM 60 DIAS</w:t>
+              <w:t>AÇÃO EM 45 DIAS</w:t>
             </w:r>
           </w:p>
         </w:tc>
@@ -16998,7 +20221,7 @@
           <w:color w:val="687581"/>
           <w:sz w:val="16"/>
         </w:rPr>
-        <w:t>Prazo: validar e concluir todos os itens aplicáveis desta dimensão até o 60º dia.</w:t>
+        <w:t>Prazo: validar e concluir todos os itens aplicáveis desta dimensão até o 45º dia.</w:t>
       </w:r>
     </w:p>
     <w:p>
@@ -17130,7 +20353,7 @@
                 <w:color w:val="FFFFFF"/>
                 <w:sz w:val="16"/>
               </w:rPr>
-              <w:t>AÇÃO EM 60 DIAS</w:t>
+              <w:t>AÇÃO EM 45 DIAS</w:t>
             </w:r>
           </w:p>
         </w:tc>
@@ -17758,7 +20981,7 @@
           <w:color w:val="687581"/>
           <w:sz w:val="16"/>
         </w:rPr>
-        <w:t>Prazo: validar e concluir todos os itens aplicáveis desta dimensão até o 60º dia.</w:t>
+        <w:t>Prazo: validar e concluir todos os itens aplicáveis desta dimensão até o 45º dia.</w:t>
       </w:r>
     </w:p>
     <w:p>
@@ -17891,7 +21114,7 @@
                 <w:color w:val="FFFFFF"/>
                 <w:sz w:val="16"/>
               </w:rPr>
-              <w:t>AÇÃO EM 60 DIAS</w:t>
+              <w:t>AÇÃO EM 45 DIAS</w:t>
             </w:r>
           </w:p>
         </w:tc>
@@ -18284,7 +21507,7 @@
           <w:color w:val="687581"/>
           <w:sz w:val="16"/>
         </w:rPr>
-        <w:t>Prazo: validar e concluir todos os itens aplicáveis desta dimensão até o 60º dia.</w:t>
+        <w:t>Prazo: validar e concluir todos os itens aplicáveis desta dimensão até o 45º dia.</w:t>
       </w:r>
     </w:p>
     <w:p>
@@ -18416,7 +21639,7 @@
                 <w:color w:val="FFFFFF"/>
                 <w:sz w:val="16"/>
               </w:rPr>
-              <w:t>AÇÃO EM 60 DIAS</w:t>
+              <w:t>AÇÃO EM 45 DIAS</w:t>
             </w:r>
           </w:p>
         </w:tc>
@@ -19164,7 +22387,7 @@
           <w:color w:val="687581"/>
           <w:sz w:val="16"/>
         </w:rPr>
-        <w:t>Prazo: validar e concluir todos os itens aplicáveis desta dimensão até o 60º dia.</w:t>
+        <w:t>Prazo: validar e concluir todos os itens aplicáveis desta dimensão até o 45º dia.</w:t>
       </w:r>
     </w:p>
     <w:p>
@@ -19296,7 +22519,7 @@
                 <w:color w:val="FFFFFF"/>
                 <w:sz w:val="16"/>
               </w:rPr>
-              <w:t>AÇÃO EM 60 DIAS</w:t>
+              <w:t>AÇÃO EM 45 DIAS</w:t>
             </w:r>
           </w:p>
         </w:tc>
@@ -19809,7 +23032,7 @@
           <w:color w:val="687581"/>
           <w:sz w:val="16"/>
         </w:rPr>
-        <w:t>Prazo: validar e concluir todos os itens aplicáveis desta dimensão até o 60º dia.</w:t>
+        <w:t>Prazo: validar e concluir todos os itens aplicáveis desta dimensão até o 45º dia.</w:t>
       </w:r>
     </w:p>
     <w:p>
@@ -19941,7 +23164,7 @@
                 <w:color w:val="FFFFFF"/>
                 <w:sz w:val="16"/>
               </w:rPr>
-              <w:t>AÇÃO EM 60 DIAS</w:t>
+              <w:t>AÇÃO EM 45 DIAS</w:t>
             </w:r>
           </w:p>
         </w:tc>
@@ -20334,7 +23557,7 @@
           <w:color w:val="687581"/>
           <w:sz w:val="16"/>
         </w:rPr>
-        <w:t>Prazo: validar e concluir todos os itens aplicáveis desta dimensão até o 60º dia.</w:t>
+        <w:t>Prazo: validar e concluir todos os itens aplicáveis desta dimensão até o 45º dia.</w:t>
       </w:r>
     </w:p>
     <w:p>
@@ -20466,7 +23689,7 @@
                 <w:color w:val="FFFFFF"/>
                 <w:sz w:val="16"/>
               </w:rPr>
-              <w:t>AÇÃO EM 60 DIAS</w:t>
+              <w:t>AÇÃO EM 45 DIAS</w:t>
             </w:r>
           </w:p>
         </w:tc>
@@ -21214,7 +24437,7 @@
           <w:color w:val="687581"/>
           <w:sz w:val="16"/>
         </w:rPr>
-        <w:t>Prazo: validar e concluir todos os itens aplicáveis desta dimensão até o 60º dia.</w:t>
+        <w:t>Prazo: validar e concluir todos os itens aplicáveis desta dimensão até o 45º dia.</w:t>
       </w:r>
     </w:p>
     <w:p>
@@ -21346,7 +24569,7 @@
                 <w:color w:val="FFFFFF"/>
                 <w:sz w:val="16"/>
               </w:rPr>
-              <w:t>AÇÃO EM 60 DIAS</w:t>
+              <w:t>AÇÃO EM 45 DIAS</w:t>
             </w:r>
           </w:p>
         </w:tc>
@@ -21859,7 +25082,7 @@
           <w:color w:val="687581"/>
           <w:sz w:val="16"/>
         </w:rPr>
-        <w:t>Prazo: validar e concluir todos os itens aplicáveis desta dimensão até o 60º dia.</w:t>
+        <w:t>Prazo: validar e concluir todos os itens aplicáveis desta dimensão até o 45º dia.</w:t>
       </w:r>
     </w:p>
     <w:p>
@@ -21918,7 +25141,7 @@
                 <w:color w:val="20262C"/>
                 <w:sz w:val="20"/>
               </w:rPr>
-              <w:t>Propõe-se que a Prefeitura acolha este documento como contribuição técnica, designe ponto focal e publique o cronograma de 60 dias. O objetivo comum é entregar informação pública no prazo, em formato utilizável e com evidência verificável, fortalecendo a confiança e o controle social.</w:t>
+              <w:t>Propõe-se que a Prefeitura acolha este documento como contribuição técnica, designe ponto focal e publique o cronograma de 45 dias. O objetivo comum é entregar informação pública no prazo, em formato utilizável e com evidência verificável, fortalecendo a confiança e o controle social.</w:t>
             </w:r>
           </w:p>
         </w:tc>
@@ -21932,6 +25155,7 @@
     <w:p>
       <w:pPr>
         <w:spacing w:before="160"/>
+        <w:jc w:val="center"/>
       </w:pPr>
       <w:r>
         <w:rPr>
@@ -21940,7 +25164,7 @@
           <w:color w:val="17324D"/>
           <w:sz w:val="22"/>
         </w:rPr>
-        <w:t>FISCALIZA VARGINHA</w:t>
+        <w:t>GLEISON KLEBER DOS SANTOS</w:t>
       </w:r>
       <w:r>
         <w:rPr>
@@ -21949,7 +25173,7 @@
           <w:sz w:val="19"/>
         </w:rPr>
         <w:br/>
-        <w:t>Iniciativa cidadã independente</w:t>
+        <w:t>Contribuição cidadã independente e apartidária</w:t>
       </w:r>
     </w:p>
     <w:sectPr>
@@ -22038,7 +25262,7 @@
               <w:color w:val="FFFFFF"/>
               <w:sz w:val="18"/>
             </w:rPr>
-            <w:t>FISCALIZA VARGINHA</w:t>
+            <w:t>CONTRIBUIÇÃO CIDADÃ</w:t>
           </w:r>
         </w:p>
       </w:tc>
